--- a/UseCaseDescription/UseCaseDescription_신기연.docx
+++ b/UseCaseDescription/UseCaseDescription_신기연.docx
@@ -2140,6 +2140,1295 @@
         </w:rPr>
         <w:t>조회</w:t>
       </w:r>
+    </w:p>
+    <w:tbl>
+      <w:tblPr>
+        <w:tblW w:w="0" w:type="auto"/>
+        <w:tblBorders>
+          <w:top w:val="single" w:color="auto" w:sz="4"/>
+          <w:left w:val="single" w:color="auto" w:sz="4"/>
+          <w:bottom w:val="single" w:color="auto" w:sz="4"/>
+          <w:right w:val="single" w:color="auto" w:sz="4"/>
+          <w:insideH w:val="single" w:color="auto" w:sz="4"/>
+          <w:insideV w:val="single" w:color="auto" w:sz="4"/>
+        </w:tblBorders>
+      </w:tblPr>
+      <w:tblGrid>
+        <w:gridCol w:w="2000"/>
+        <w:gridCol w:w="7360"/>
+      </w:tblGrid>
+      <w:tr>
+        <w:trPr>
+          <w:trHeight w:val="300"/>
+        </w:trPr>
+        <w:tc>
+          <w:tcPr>
+            <w:tcW w:w="2000" w:type="dxa"/>
+            <w:tcBorders>
+              <w:top w:val="single" w:color="CCCCCC" w:sz="1"/>
+              <w:left w:val="single" w:color="CCCCCC" w:sz="1"/>
+              <w:bottom w:val="single" w:color="CCCCCC" w:sz="1"/>
+              <w:right w:val="single" w:color="CCCCCC" w:sz="1"/>
+            </w:tcBorders>
+            <w:shd w:val="clear" w:color="auto" w:fill="EEF2F8"/>
+            <w:tcMar>
+              <w:top w:w="80" w:type="dxa"/>
+              <w:left w:w="150" w:type="dxa"/>
+              <w:bottom w:w="80" w:type="dxa"/>
+              <w:right w:w="150" w:type="dxa"/>
+            </w:tcMar>
+          </w:tcPr>
+          <w:p>
+            <w:r>
+              <w:rPr>
+                <w:rFonts w:ascii="Arial" w:hAnsi="Arial" w:eastAsia="Arial" w:cs="Arial"/>
+                <w:b w:val="1"/>
+                <w:bCs w:val="1"/>
+                <w:color w:val="2E5496"/>
+                <w:sz w:val="20"/>
+                <w:szCs w:val="20"/>
+                <w:lang w:val="en-US"/>
+              </w:rPr>
+              <w:t>액터 (Actor)</w:t>
+            </w:r>
+          </w:p>
+        </w:tc>
+        <w:tc>
+          <w:tcPr>
+            <w:tcW w:w="7360" w:type="dxa"/>
+            <w:tcBorders>
+              <w:top w:val="single" w:color="CCCCCC" w:sz="1"/>
+              <w:left w:val="single" w:color="CCCCCC" w:sz="1"/>
+              <w:bottom w:val="single" w:color="CCCCCC" w:sz="1"/>
+              <w:right w:val="single" w:color="CCCCCC" w:sz="1"/>
+            </w:tcBorders>
+            <w:tcMar>
+              <w:top w:w="80" w:type="dxa"/>
+              <w:left w:w="150" w:type="dxa"/>
+              <w:bottom w:w="80" w:type="dxa"/>
+              <w:right w:w="150" w:type="dxa"/>
+            </w:tcMar>
+          </w:tcPr>
+          <w:p>
+            <w:pPr>
+              <w:rPr>
+                <w:rFonts w:ascii="Arial" w:hAnsi="Arial" w:eastAsia="Arial" w:cs="Arial"/>
+                <w:sz w:val="20"/>
+                <w:szCs w:val="20"/>
+                <w:lang w:val="en-US"/>
+              </w:rPr>
+            </w:pPr>
+            <w:r>
+              <w:rPr>
+                <w:rFonts w:ascii="Arial" w:hAnsi="Arial" w:eastAsia="Arial" w:cs="Arial"/>
+                <w:sz w:val="20"/>
+                <w:szCs w:val="20"/>
+                <w:lang w:val="en-US"/>
+              </w:rPr>
+              <w:t>회원</w:t>
+            </w:r>
+          </w:p>
+        </w:tc>
+      </w:tr>
+      <w:tr>
+        <w:trPr>
+          <w:trHeight w:val="300"/>
+        </w:trPr>
+        <w:tc>
+          <w:tcPr>
+            <w:tcW w:w="2000" w:type="dxa"/>
+            <w:tcBorders>
+              <w:top w:val="single" w:color="CCCCCC" w:sz="1"/>
+              <w:left w:val="single" w:color="CCCCCC" w:sz="1"/>
+              <w:bottom w:val="single" w:color="CCCCCC" w:sz="1"/>
+              <w:right w:val="single" w:color="CCCCCC" w:sz="1"/>
+            </w:tcBorders>
+            <w:shd w:val="clear" w:color="auto" w:fill="EEF2F8"/>
+            <w:tcMar>
+              <w:top w:w="80" w:type="dxa"/>
+              <w:left w:w="150" w:type="dxa"/>
+              <w:bottom w:w="80" w:type="dxa"/>
+              <w:right w:w="150" w:type="dxa"/>
+            </w:tcMar>
+          </w:tcPr>
+          <w:p>
+            <w:r>
+              <w:rPr>
+                <w:rFonts w:ascii="Arial" w:hAnsi="Arial" w:eastAsia="Arial" w:cs="Arial"/>
+                <w:b w:val="1"/>
+                <w:bCs w:val="1"/>
+                <w:color w:val="2E5496"/>
+                <w:sz w:val="20"/>
+                <w:szCs w:val="20"/>
+                <w:lang w:val="en-US"/>
+              </w:rPr>
+              <w:t>목표 (Goal)</w:t>
+            </w:r>
+          </w:p>
+        </w:tc>
+        <w:tc>
+          <w:tcPr>
+            <w:tcW w:w="7360" w:type="dxa"/>
+            <w:tcBorders>
+              <w:top w:val="single" w:color="CCCCCC" w:sz="1"/>
+              <w:left w:val="single" w:color="CCCCCC" w:sz="1"/>
+              <w:bottom w:val="single" w:color="CCCCCC" w:sz="1"/>
+              <w:right w:val="single" w:color="CCCCCC" w:sz="1"/>
+            </w:tcBorders>
+            <w:tcMar>
+              <w:top w:w="80" w:type="dxa"/>
+              <w:left w:w="150" w:type="dxa"/>
+              <w:bottom w:w="80" w:type="dxa"/>
+              <w:right w:w="150" w:type="dxa"/>
+            </w:tcMar>
+          </w:tcPr>
+          <w:p>
+            <w:pPr>
+              <w:rPr>
+                <w:rFonts w:ascii="Arial" w:hAnsi="Arial" w:eastAsia="Arial" w:cs="Arial"/>
+                <w:sz w:val="20"/>
+                <w:szCs w:val="20"/>
+                <w:lang w:val="en-US"/>
+              </w:rPr>
+            </w:pPr>
+            <w:r>
+              <w:rPr>
+                <w:rFonts w:ascii="Arial" w:hAnsi="Arial" w:eastAsia="Arial" w:cs="Arial"/>
+                <w:sz w:val="20"/>
+                <w:szCs w:val="20"/>
+                <w:lang w:val="en-US"/>
+              </w:rPr>
+              <w:t>회원이</w:t>
+            </w:r>
+            <w:r>
+              <w:rPr>
+                <w:rFonts w:ascii="Arial" w:hAnsi="Arial" w:eastAsia="Arial" w:cs="Arial"/>
+                <w:sz w:val="20"/>
+                <w:szCs w:val="20"/>
+                <w:lang w:val="en-US"/>
+              </w:rPr>
+              <w:t xml:space="preserve"> </w:t>
+            </w:r>
+            <w:r>
+              <w:rPr>
+                <w:rFonts w:ascii="Arial" w:hAnsi="Arial" w:eastAsia="Arial" w:cs="Arial"/>
+                <w:sz w:val="20"/>
+                <w:szCs w:val="20"/>
+                <w:lang w:val="en-US"/>
+              </w:rPr>
+              <w:t>응답한</w:t>
+            </w:r>
+            <w:r>
+              <w:rPr>
+                <w:rFonts w:ascii="Arial" w:hAnsi="Arial" w:eastAsia="Arial" w:cs="Arial"/>
+                <w:sz w:val="20"/>
+                <w:szCs w:val="20"/>
+                <w:lang w:val="en-US"/>
+              </w:rPr>
+              <w:t xml:space="preserve"> </w:t>
+            </w:r>
+            <w:r>
+              <w:rPr>
+                <w:rFonts w:ascii="Arial" w:hAnsi="Arial" w:eastAsia="Arial" w:cs="Arial"/>
+                <w:sz w:val="20"/>
+                <w:szCs w:val="20"/>
+                <w:lang w:val="en-US"/>
+              </w:rPr>
+              <w:t>모든</w:t>
+            </w:r>
+            <w:r>
+              <w:rPr>
+                <w:rFonts w:ascii="Arial" w:hAnsi="Arial" w:eastAsia="Arial" w:cs="Arial"/>
+                <w:sz w:val="20"/>
+                <w:szCs w:val="20"/>
+                <w:lang w:val="en-US"/>
+              </w:rPr>
+              <w:t xml:space="preserve"> </w:t>
+            </w:r>
+            <w:r>
+              <w:rPr>
+                <w:rFonts w:ascii="Arial" w:hAnsi="Arial" w:eastAsia="Arial" w:cs="Arial"/>
+                <w:sz w:val="20"/>
+                <w:szCs w:val="20"/>
+                <w:lang w:val="en-US"/>
+              </w:rPr>
+              <w:t>설문</w:t>
+            </w:r>
+            <w:r>
+              <w:rPr>
+                <w:rFonts w:ascii="Arial" w:hAnsi="Arial" w:eastAsia="Arial" w:cs="Arial"/>
+                <w:sz w:val="20"/>
+                <w:szCs w:val="20"/>
+                <w:lang w:val="en-US"/>
+              </w:rPr>
+              <w:t xml:space="preserve"> </w:t>
+            </w:r>
+            <w:r>
+              <w:rPr>
+                <w:rFonts w:ascii="Arial" w:hAnsi="Arial" w:eastAsia="Arial" w:cs="Arial"/>
+                <w:sz w:val="20"/>
+                <w:szCs w:val="20"/>
+                <w:lang w:val="en-US"/>
+              </w:rPr>
+              <w:t>정보를</w:t>
+            </w:r>
+            <w:r>
+              <w:rPr>
+                <w:rFonts w:ascii="Arial" w:hAnsi="Arial" w:eastAsia="Arial" w:cs="Arial"/>
+                <w:sz w:val="20"/>
+                <w:szCs w:val="20"/>
+                <w:lang w:val="en-US"/>
+              </w:rPr>
+              <w:t xml:space="preserve"> 한 </w:t>
+            </w:r>
+            <w:r>
+              <w:rPr>
+                <w:rFonts w:ascii="Arial" w:hAnsi="Arial" w:eastAsia="Arial" w:cs="Arial"/>
+                <w:sz w:val="20"/>
+                <w:szCs w:val="20"/>
+                <w:lang w:val="en-US"/>
+              </w:rPr>
+              <w:t>화면에서</w:t>
+            </w:r>
+            <w:r>
+              <w:rPr>
+                <w:rFonts w:ascii="Arial" w:hAnsi="Arial" w:eastAsia="Arial" w:cs="Arial"/>
+                <w:sz w:val="20"/>
+                <w:szCs w:val="20"/>
+                <w:lang w:val="en-US"/>
+              </w:rPr>
+              <w:t xml:space="preserve"> </w:t>
+            </w:r>
+            <w:r>
+              <w:rPr>
+                <w:rFonts w:ascii="Arial" w:hAnsi="Arial" w:eastAsia="Arial" w:cs="Arial"/>
+                <w:sz w:val="20"/>
+                <w:szCs w:val="20"/>
+                <w:lang w:val="en-US"/>
+              </w:rPr>
+              <w:t>조회</w:t>
+            </w:r>
+            <w:r>
+              <w:rPr>
+                <w:rFonts w:ascii="Arial" w:hAnsi="Arial" w:eastAsia="Arial" w:cs="Arial"/>
+                <w:sz w:val="20"/>
+                <w:szCs w:val="20"/>
+                <w:lang w:val="en-US"/>
+              </w:rPr>
+              <w:t>한</w:t>
+            </w:r>
+            <w:r>
+              <w:rPr>
+                <w:rFonts w:ascii="Arial" w:hAnsi="Arial" w:eastAsia="Arial" w:cs="Arial"/>
+                <w:sz w:val="20"/>
+                <w:szCs w:val="20"/>
+                <w:lang w:val="en-US"/>
+              </w:rPr>
+              <w:t>다</w:t>
+            </w:r>
+            <w:r>
+              <w:rPr>
+                <w:rFonts w:ascii="Arial" w:hAnsi="Arial" w:eastAsia="Arial" w:cs="Arial"/>
+                <w:sz w:val="20"/>
+                <w:szCs w:val="20"/>
+                <w:lang w:val="en-US"/>
+              </w:rPr>
+              <w:t xml:space="preserve">. </w:t>
+            </w:r>
+          </w:p>
+        </w:tc>
+      </w:tr>
+    </w:tbl>
+    <w:p>
+      <w:pPr>
+        <w:spacing w:before="160" w:after="80"/>
+      </w:pPr>
+    </w:p>
+    <w:tbl>
+      <w:tblPr>
+        <w:tblW w:w="0" w:type="auto"/>
+        <w:tblBorders>
+          <w:top w:val="single" w:color="auto" w:sz="4"/>
+          <w:left w:val="single" w:color="auto" w:sz="4"/>
+          <w:bottom w:val="single" w:color="auto" w:sz="4"/>
+          <w:right w:val="single" w:color="auto" w:sz="4"/>
+          <w:insideH w:val="single" w:color="auto" w:sz="4"/>
+          <w:insideV w:val="single" w:color="auto" w:sz="4"/>
+        </w:tblBorders>
+      </w:tblPr>
+      <w:tblGrid>
+        <w:gridCol w:w="4680"/>
+        <w:gridCol w:w="4680"/>
+      </w:tblGrid>
+      <w:tr>
+        <w:trPr>
+          <w:trHeight w:val="300"/>
+        </w:trPr>
+        <w:tc>
+          <w:tcPr>
+            <w:tcW w:w="4680" w:type="dxa"/>
+            <w:tcBorders>
+              <w:top w:val="single" w:color="1F3864" w:sz="1"/>
+              <w:left w:val="single" w:color="1F3864" w:sz="1"/>
+              <w:bottom w:val="single" w:color="1F3864" w:sz="1"/>
+              <w:right w:val="single" w:color="1F3864" w:sz="1"/>
+            </w:tcBorders>
+            <w:shd w:val="clear" w:color="auto" w:fill="1F3864"/>
+            <w:tcMar>
+              <w:top w:w="100" w:type="dxa"/>
+              <w:left w:w="150" w:type="dxa"/>
+              <w:bottom w:w="100" w:type="dxa"/>
+              <w:right w:w="150" w:type="dxa"/>
+            </w:tcMar>
+            <w:vAlign w:val="center"/>
+          </w:tcPr>
+          <w:p>
+            <w:pPr>
+              <w:jc w:val="center"/>
+            </w:pPr>
+            <w:r>
+              <w:rPr>
+                <w:rFonts w:ascii="Arial" w:hAnsi="Arial" w:eastAsia="Arial" w:cs="Arial"/>
+                <w:b w:val="1"/>
+                <w:bCs w:val="1"/>
+                <w:i w:val="1"/>
+                <w:iCs w:val="1"/>
+                <w:color w:val="FFFFFF"/>
+                <w:sz w:val="20"/>
+                <w:szCs w:val="20"/>
+                <w:lang w:eastAsia="ko-KR"/>
+              </w:rPr>
+              <w:t>Actor action</w:t>
+            </w:r>
+          </w:p>
+        </w:tc>
+        <w:tc>
+          <w:tcPr>
+            <w:tcW w:w="4680" w:type="dxa"/>
+            <w:tcBorders>
+              <w:top w:val="single" w:color="1F3864" w:sz="1"/>
+              <w:left w:val="single" w:color="1F3864" w:sz="1"/>
+              <w:bottom w:val="single" w:color="1F3864" w:sz="1"/>
+              <w:right w:val="single" w:color="1F3864" w:sz="1"/>
+            </w:tcBorders>
+            <w:shd w:val="clear" w:color="auto" w:fill="1F3864"/>
+            <w:tcMar>
+              <w:top w:w="100" w:type="dxa"/>
+              <w:left w:w="150" w:type="dxa"/>
+              <w:bottom w:w="100" w:type="dxa"/>
+              <w:right w:w="150" w:type="dxa"/>
+            </w:tcMar>
+            <w:vAlign w:val="center"/>
+          </w:tcPr>
+          <w:p>
+            <w:pPr>
+              <w:jc w:val="center"/>
+            </w:pPr>
+            <w:r>
+              <w:rPr>
+                <w:rFonts w:ascii="Arial" w:hAnsi="Arial" w:eastAsia="Arial" w:cs="Arial"/>
+                <w:b w:val="1"/>
+                <w:bCs w:val="1"/>
+                <w:i w:val="1"/>
+                <w:iCs w:val="1"/>
+                <w:color w:val="FFFFFF"/>
+                <w:sz w:val="20"/>
+                <w:szCs w:val="20"/>
+                <w:lang w:eastAsia="ko-KR"/>
+              </w:rPr>
+              <w:t>System response</w:t>
+            </w:r>
+          </w:p>
+        </w:tc>
+      </w:tr>
+      <w:tr>
+        <w:trPr>
+          <w:trHeight w:val="300"/>
+        </w:trPr>
+        <w:tc>
+          <w:tcPr>
+            <w:tcW w:w="4680" w:type="dxa"/>
+            <w:tcBorders>
+              <w:top w:val="single" w:color="CCCCCC" w:sz="1"/>
+              <w:left w:val="single" w:color="CCCCCC" w:sz="1"/>
+              <w:bottom w:val="single" w:color="CCCCCC" w:sz="1"/>
+              <w:right w:val="single" w:color="CCCCCC" w:sz="1"/>
+            </w:tcBorders>
+            <w:shd w:val="clear" w:color="auto" w:fill="FFFFFF"/>
+            <w:tcMar>
+              <w:top w:w="100" w:type="dxa"/>
+              <w:left w:w="150" w:type="dxa"/>
+              <w:bottom w:w="100" w:type="dxa"/>
+              <w:right w:w="150" w:type="dxa"/>
+            </w:tcMar>
+            <w:vAlign w:val="center"/>
+          </w:tcPr>
+          <w:p>
+            <w:pPr>
+              <w:jc w:val="left"/>
+              <w:rPr>
+                <w:rFonts w:ascii="Arial" w:hAnsi="Arial" w:eastAsia="Arial" w:cs="Arial"/>
+                <w:b w:val="0"/>
+                <w:bCs w:val="0"/>
+                <w:i w:val="0"/>
+                <w:iCs w:val="0"/>
+                <w:color w:val="000000"/>
+                <w:sz w:val="20"/>
+                <w:szCs w:val="20"/>
+                <w:lang w:val="en-US"/>
+              </w:rPr>
+            </w:pPr>
+            <w:r>
+              <w:rPr>
+                <w:rFonts w:ascii="Arial" w:hAnsi="Arial" w:eastAsia="Arial" w:cs="Arial"/>
+                <w:b w:val="0"/>
+                <w:bCs w:val="0"/>
+                <w:i w:val="0"/>
+                <w:iCs w:val="0"/>
+                <w:color w:val="000000"/>
+                <w:sz w:val="20"/>
+                <w:szCs w:val="20"/>
+                <w:lang w:val="en-US"/>
+              </w:rPr>
+              <w:t xml:space="preserve"> 1. </w:t>
+            </w:r>
+            <w:r>
+              <w:rPr>
+                <w:rFonts w:ascii="Arial" w:hAnsi="Arial" w:eastAsia="Arial" w:cs="Arial"/>
+                <w:b w:val="0"/>
+                <w:bCs w:val="0"/>
+                <w:i w:val="0"/>
+                <w:iCs w:val="0"/>
+                <w:color w:val="000000"/>
+                <w:sz w:val="20"/>
+                <w:szCs w:val="20"/>
+                <w:lang w:val="en-US"/>
+              </w:rPr>
+              <w:t>응답한</w:t>
+            </w:r>
+            <w:r>
+              <w:rPr>
+                <w:rFonts w:ascii="Arial" w:hAnsi="Arial" w:eastAsia="Arial" w:cs="Arial"/>
+                <w:b w:val="0"/>
+                <w:bCs w:val="0"/>
+                <w:i w:val="0"/>
+                <w:iCs w:val="0"/>
+                <w:color w:val="000000"/>
+                <w:sz w:val="20"/>
+                <w:szCs w:val="20"/>
+                <w:lang w:val="en-US"/>
+              </w:rPr>
+              <w:t xml:space="preserve"> </w:t>
+            </w:r>
+            <w:r>
+              <w:rPr>
+                <w:rFonts w:ascii="Arial" w:hAnsi="Arial" w:eastAsia="Arial" w:cs="Arial"/>
+                <w:b w:val="0"/>
+                <w:bCs w:val="0"/>
+                <w:i w:val="0"/>
+                <w:iCs w:val="0"/>
+                <w:color w:val="000000"/>
+                <w:sz w:val="20"/>
+                <w:szCs w:val="20"/>
+                <w:lang w:val="en-US"/>
+              </w:rPr>
+              <w:t>설문</w:t>
+            </w:r>
+            <w:r>
+              <w:rPr>
+                <w:rFonts w:ascii="Arial" w:hAnsi="Arial" w:eastAsia="Arial" w:cs="Arial"/>
+                <w:b w:val="0"/>
+                <w:bCs w:val="0"/>
+                <w:i w:val="0"/>
+                <w:iCs w:val="0"/>
+                <w:color w:val="000000"/>
+                <w:sz w:val="20"/>
+                <w:szCs w:val="20"/>
+                <w:lang w:val="en-US"/>
+              </w:rPr>
+              <w:t xml:space="preserve"> </w:t>
+            </w:r>
+            <w:r>
+              <w:rPr>
+                <w:rFonts w:ascii="Arial" w:hAnsi="Arial" w:eastAsia="Arial" w:cs="Arial"/>
+                <w:b w:val="0"/>
+                <w:bCs w:val="0"/>
+                <w:i w:val="0"/>
+                <w:iCs w:val="0"/>
+                <w:color w:val="000000"/>
+                <w:sz w:val="20"/>
+                <w:szCs w:val="20"/>
+                <w:lang w:val="en-US"/>
+              </w:rPr>
+              <w:t>조회하기</w:t>
+            </w:r>
+            <w:r>
+              <w:rPr>
+                <w:rFonts w:ascii="Arial" w:hAnsi="Arial" w:eastAsia="Arial" w:cs="Arial"/>
+                <w:b w:val="0"/>
+                <w:bCs w:val="0"/>
+                <w:i w:val="0"/>
+                <w:iCs w:val="0"/>
+                <w:color w:val="000000"/>
+                <w:sz w:val="20"/>
+                <w:szCs w:val="20"/>
+                <w:lang w:val="en-US"/>
+              </w:rPr>
+              <w:t xml:space="preserve"> </w:t>
+            </w:r>
+            <w:r>
+              <w:rPr>
+                <w:rFonts w:ascii="Arial" w:hAnsi="Arial" w:eastAsia="Arial" w:cs="Arial"/>
+                <w:b w:val="0"/>
+                <w:bCs w:val="0"/>
+                <w:i w:val="0"/>
+                <w:iCs w:val="0"/>
+                <w:color w:val="000000"/>
+                <w:sz w:val="20"/>
+                <w:szCs w:val="20"/>
+                <w:lang w:val="en-US"/>
+              </w:rPr>
+              <w:t>버튼을</w:t>
+            </w:r>
+            <w:r>
+              <w:rPr>
+                <w:rFonts w:ascii="Arial" w:hAnsi="Arial" w:eastAsia="Arial" w:cs="Arial"/>
+                <w:b w:val="0"/>
+                <w:bCs w:val="0"/>
+                <w:i w:val="0"/>
+                <w:iCs w:val="0"/>
+                <w:color w:val="000000"/>
+                <w:sz w:val="20"/>
+                <w:szCs w:val="20"/>
+                <w:lang w:val="en-US"/>
+              </w:rPr>
+              <w:t xml:space="preserve"> </w:t>
+            </w:r>
+            <w:r>
+              <w:rPr>
+                <w:rFonts w:ascii="Arial" w:hAnsi="Arial" w:eastAsia="Arial" w:cs="Arial"/>
+                <w:b w:val="0"/>
+                <w:bCs w:val="0"/>
+                <w:i w:val="0"/>
+                <w:iCs w:val="0"/>
+                <w:color w:val="000000"/>
+                <w:sz w:val="20"/>
+                <w:szCs w:val="20"/>
+                <w:lang w:val="en-US"/>
+              </w:rPr>
+              <w:t>누른다</w:t>
+            </w:r>
+            <w:r>
+              <w:rPr>
+                <w:rFonts w:ascii="Arial" w:hAnsi="Arial" w:eastAsia="Arial" w:cs="Arial"/>
+                <w:b w:val="0"/>
+                <w:bCs w:val="0"/>
+                <w:i w:val="0"/>
+                <w:iCs w:val="0"/>
+                <w:color w:val="000000"/>
+                <w:sz w:val="20"/>
+                <w:szCs w:val="20"/>
+                <w:lang w:val="en-US"/>
+              </w:rPr>
+              <w:t>.</w:t>
+            </w:r>
+          </w:p>
+        </w:tc>
+        <w:tc>
+          <w:tcPr>
+            <w:tcW w:w="4680" w:type="dxa"/>
+            <w:tcBorders>
+              <w:top w:val="single" w:color="CCCCCC" w:sz="1"/>
+              <w:left w:val="single" w:color="CCCCCC" w:sz="1"/>
+              <w:bottom w:val="single" w:color="CCCCCC" w:sz="1"/>
+              <w:right w:val="single" w:color="CCCCCC" w:sz="1"/>
+            </w:tcBorders>
+            <w:shd w:val="clear" w:color="auto" w:fill="F5F5F5"/>
+            <w:tcMar>
+              <w:top w:w="100" w:type="dxa"/>
+              <w:left w:w="150" w:type="dxa"/>
+              <w:bottom w:w="100" w:type="dxa"/>
+              <w:right w:w="150" w:type="dxa"/>
+            </w:tcMar>
+            <w:vAlign w:val="center"/>
+          </w:tcPr>
+          <w:p>
+            <w:pPr>
+              <w:jc w:val="left"/>
+            </w:pPr>
+          </w:p>
+        </w:tc>
+      </w:tr>
+      <w:tr>
+        <w:trPr>
+          <w:trHeight w:val="300"/>
+        </w:trPr>
+        <w:tc>
+          <w:tcPr>
+            <w:tcW w:w="4680" w:type="dxa"/>
+            <w:tcBorders>
+              <w:top w:val="single" w:color="CCCCCC" w:sz="1"/>
+              <w:left w:val="single" w:color="CCCCCC" w:sz="1"/>
+              <w:bottom w:val="single" w:color="CCCCCC" w:sz="1"/>
+              <w:right w:val="single" w:color="CCCCCC" w:sz="1"/>
+            </w:tcBorders>
+            <w:shd w:val="clear" w:color="auto" w:fill="F5F5F5"/>
+            <w:tcMar>
+              <w:top w:w="100" w:type="dxa"/>
+              <w:left w:w="150" w:type="dxa"/>
+              <w:bottom w:w="100" w:type="dxa"/>
+              <w:right w:w="150" w:type="dxa"/>
+            </w:tcMar>
+            <w:vAlign w:val="center"/>
+          </w:tcPr>
+          <w:p>
+            <w:pPr>
+              <w:jc w:val="left"/>
+            </w:pPr>
+          </w:p>
+        </w:tc>
+        <w:tc>
+          <w:tcPr>
+            <w:tcW w:w="4680" w:type="dxa"/>
+            <w:tcBorders>
+              <w:top w:val="single" w:color="CCCCCC" w:sz="1"/>
+              <w:left w:val="single" w:color="CCCCCC" w:sz="1"/>
+              <w:bottom w:val="single" w:color="CCCCCC" w:sz="1"/>
+              <w:right w:val="single" w:color="CCCCCC" w:sz="1"/>
+            </w:tcBorders>
+            <w:shd w:val="clear" w:color="auto" w:fill="FFFFFF"/>
+            <w:tcMar>
+              <w:top w:w="100" w:type="dxa"/>
+              <w:left w:w="150" w:type="dxa"/>
+              <w:bottom w:w="100" w:type="dxa"/>
+              <w:right w:w="150" w:type="dxa"/>
+            </w:tcMar>
+            <w:vAlign w:val="center"/>
+          </w:tcPr>
+          <w:p>
+            <w:pPr>
+              <w:jc w:val="left"/>
+              <w:rPr>
+                <w:rFonts w:ascii="Arial" w:hAnsi="Arial" w:eastAsia="Arial" w:cs="Arial"/>
+                <w:b w:val="0"/>
+                <w:bCs w:val="0"/>
+                <w:i w:val="0"/>
+                <w:iCs w:val="0"/>
+                <w:color w:val="000000"/>
+                <w:sz w:val="20"/>
+                <w:szCs w:val="20"/>
+                <w:lang w:val="en-US"/>
+              </w:rPr>
+            </w:pPr>
+            <w:r>
+              <w:rPr>
+                <w:rFonts w:ascii="Arial" w:hAnsi="Arial" w:eastAsia="Arial" w:cs="Arial"/>
+                <w:b w:val="0"/>
+                <w:bCs w:val="0"/>
+                <w:i w:val="0"/>
+                <w:iCs w:val="0"/>
+                <w:color w:val="000000"/>
+                <w:sz w:val="20"/>
+                <w:szCs w:val="20"/>
+                <w:lang w:val="en-US"/>
+              </w:rPr>
+              <w:t xml:space="preserve"> 2. </w:t>
+            </w:r>
+            <w:r>
+              <w:rPr>
+                <w:rFonts w:ascii="Arial" w:hAnsi="Arial" w:eastAsia="Arial" w:cs="Arial"/>
+                <w:b w:val="0"/>
+                <w:bCs w:val="0"/>
+                <w:i w:val="0"/>
+                <w:iCs w:val="0"/>
+                <w:color w:val="000000"/>
+                <w:sz w:val="20"/>
+                <w:szCs w:val="20"/>
+                <w:lang w:val="en-US"/>
+              </w:rPr>
+              <w:t>모든</w:t>
+            </w:r>
+            <w:r>
+              <w:rPr>
+                <w:rFonts w:ascii="Arial" w:hAnsi="Arial" w:eastAsia="Arial" w:cs="Arial"/>
+                <w:b w:val="0"/>
+                <w:bCs w:val="0"/>
+                <w:i w:val="0"/>
+                <w:iCs w:val="0"/>
+                <w:color w:val="000000"/>
+                <w:sz w:val="20"/>
+                <w:szCs w:val="20"/>
+                <w:lang w:val="en-US"/>
+              </w:rPr>
+              <w:t xml:space="preserve"> </w:t>
+            </w:r>
+            <w:r>
+              <w:rPr>
+                <w:rFonts w:ascii="Arial" w:hAnsi="Arial" w:eastAsia="Arial" w:cs="Arial"/>
+                <w:b w:val="0"/>
+                <w:bCs w:val="0"/>
+                <w:i w:val="0"/>
+                <w:iCs w:val="0"/>
+                <w:color w:val="000000"/>
+                <w:sz w:val="20"/>
+                <w:szCs w:val="20"/>
+                <w:lang w:val="en-US"/>
+              </w:rPr>
+              <w:t>응답한</w:t>
+            </w:r>
+            <w:r>
+              <w:rPr>
+                <w:rFonts w:ascii="Arial" w:hAnsi="Arial" w:eastAsia="Arial" w:cs="Arial"/>
+                <w:b w:val="0"/>
+                <w:bCs w:val="0"/>
+                <w:i w:val="0"/>
+                <w:iCs w:val="0"/>
+                <w:color w:val="000000"/>
+                <w:sz w:val="20"/>
+                <w:szCs w:val="20"/>
+                <w:lang w:val="en-US"/>
+              </w:rPr>
+              <w:t xml:space="preserve"> </w:t>
+            </w:r>
+            <w:r>
+              <w:rPr>
+                <w:rFonts w:ascii="Arial" w:hAnsi="Arial" w:eastAsia="Arial" w:cs="Arial"/>
+                <w:b w:val="0"/>
+                <w:bCs w:val="0"/>
+                <w:i w:val="0"/>
+                <w:iCs w:val="0"/>
+                <w:color w:val="000000"/>
+                <w:sz w:val="20"/>
+                <w:szCs w:val="20"/>
+                <w:lang w:val="en-US"/>
+              </w:rPr>
+              <w:t>설문</w:t>
+            </w:r>
+            <w:r>
+              <w:rPr>
+                <w:rFonts w:ascii="Arial" w:hAnsi="Arial" w:eastAsia="Arial" w:cs="Arial"/>
+                <w:b w:val="0"/>
+                <w:bCs w:val="0"/>
+                <w:i w:val="0"/>
+                <w:iCs w:val="0"/>
+                <w:color w:val="000000"/>
+                <w:sz w:val="20"/>
+                <w:szCs w:val="20"/>
+                <w:lang w:val="en-US"/>
+              </w:rPr>
+              <w:t xml:space="preserve"> </w:t>
+            </w:r>
+            <w:r>
+              <w:rPr>
+                <w:rFonts w:ascii="Arial" w:hAnsi="Arial" w:eastAsia="Arial" w:cs="Arial"/>
+                <w:b w:val="0"/>
+                <w:bCs w:val="0"/>
+                <w:i w:val="0"/>
+                <w:iCs w:val="0"/>
+                <w:color w:val="000000"/>
+                <w:sz w:val="20"/>
+                <w:szCs w:val="20"/>
+                <w:lang w:val="en-US"/>
+              </w:rPr>
+              <w:t>내역</w:t>
+            </w:r>
+            <w:r>
+              <w:rPr>
+                <w:rFonts w:ascii="Arial" w:hAnsi="Arial" w:eastAsia="Arial" w:cs="Arial"/>
+                <w:b w:val="0"/>
+                <w:bCs w:val="0"/>
+                <w:i w:val="0"/>
+                <w:iCs w:val="0"/>
+                <w:color w:val="000000"/>
+                <w:sz w:val="20"/>
+                <w:szCs w:val="20"/>
+                <w:lang w:val="en-US"/>
+              </w:rPr>
+              <w:t xml:space="preserve"> </w:t>
+            </w:r>
+            <w:r>
+              <w:rPr>
+                <w:rFonts w:ascii="Arial" w:hAnsi="Arial" w:eastAsia="Arial" w:cs="Arial"/>
+                <w:b w:val="0"/>
+                <w:bCs w:val="0"/>
+                <w:i w:val="0"/>
+                <w:iCs w:val="0"/>
+                <w:color w:val="000000"/>
+                <w:sz w:val="20"/>
+                <w:szCs w:val="20"/>
+                <w:lang w:val="en-US"/>
+              </w:rPr>
+              <w:t>리스트</w:t>
+            </w:r>
+            <w:r>
+              <w:rPr>
+                <w:rFonts w:ascii="Arial" w:hAnsi="Arial" w:eastAsia="Arial" w:cs="Arial"/>
+                <w:b w:val="0"/>
+                <w:bCs w:val="0"/>
+                <w:i w:val="0"/>
+                <w:iCs w:val="0"/>
+                <w:color w:val="000000"/>
+                <w:sz w:val="20"/>
+                <w:szCs w:val="20"/>
+                <w:lang w:val="en-US"/>
+              </w:rPr>
+              <w:t>를</w:t>
+            </w:r>
+            <w:r>
+              <w:rPr>
+                <w:rFonts w:ascii="Arial" w:hAnsi="Arial" w:eastAsia="Arial" w:cs="Arial"/>
+                <w:b w:val="0"/>
+                <w:bCs w:val="0"/>
+                <w:i w:val="0"/>
+                <w:iCs w:val="0"/>
+                <w:color w:val="000000"/>
+                <w:sz w:val="20"/>
+                <w:szCs w:val="20"/>
+                <w:lang w:val="en-US"/>
+              </w:rPr>
+              <w:t xml:space="preserve"> 출력한다.</w:t>
+            </w:r>
+            <w:r>
+              <w:rPr>
+                <w:rFonts w:ascii="Arial" w:hAnsi="Arial" w:eastAsia="Arial" w:cs="Arial"/>
+                <w:b w:val="0"/>
+                <w:bCs w:val="0"/>
+                <w:i w:val="0"/>
+                <w:iCs w:val="0"/>
+                <w:color w:val="000000"/>
+                <w:sz w:val="20"/>
+                <w:szCs w:val="20"/>
+                <w:lang w:val="en-US"/>
+              </w:rPr>
+              <w:t xml:space="preserve"> </w:t>
+            </w:r>
+            <w:r>
+              <w:rPr>
+                <w:rFonts w:ascii="Arial" w:hAnsi="Arial" w:eastAsia="Arial" w:cs="Arial"/>
+                <w:b w:val="0"/>
+                <w:bCs w:val="0"/>
+                <w:i w:val="0"/>
+                <w:iCs w:val="0"/>
+                <w:color w:val="000000"/>
+                <w:sz w:val="20"/>
+                <w:szCs w:val="20"/>
+                <w:lang w:val="en-US"/>
+              </w:rPr>
+              <w:t>각</w:t>
+            </w:r>
+            <w:r>
+              <w:rPr>
+                <w:rFonts w:ascii="Arial" w:hAnsi="Arial" w:eastAsia="Arial" w:cs="Arial"/>
+                <w:b w:val="0"/>
+                <w:bCs w:val="0"/>
+                <w:i w:val="0"/>
+                <w:iCs w:val="0"/>
+                <w:color w:val="000000"/>
+                <w:sz w:val="20"/>
+                <w:szCs w:val="20"/>
+                <w:lang w:val="en-US"/>
+              </w:rPr>
+              <w:t xml:space="preserve"> </w:t>
+            </w:r>
+            <w:r>
+              <w:rPr>
+                <w:rFonts w:ascii="Arial" w:hAnsi="Arial" w:eastAsia="Arial" w:cs="Arial"/>
+                <w:b w:val="0"/>
+                <w:bCs w:val="0"/>
+                <w:i w:val="0"/>
+                <w:iCs w:val="0"/>
+                <w:color w:val="000000"/>
+                <w:sz w:val="20"/>
+                <w:szCs w:val="20"/>
+                <w:lang w:val="en-US"/>
+              </w:rPr>
+              <w:t>설문에</w:t>
+            </w:r>
+            <w:r>
+              <w:rPr>
+                <w:rFonts w:ascii="Arial" w:hAnsi="Arial" w:eastAsia="Arial" w:cs="Arial"/>
+                <w:b w:val="0"/>
+                <w:bCs w:val="0"/>
+                <w:i w:val="0"/>
+                <w:iCs w:val="0"/>
+                <w:color w:val="000000"/>
+                <w:sz w:val="20"/>
+                <w:szCs w:val="20"/>
+                <w:lang w:val="en-US"/>
+              </w:rPr>
+              <w:t xml:space="preserve"> </w:t>
+            </w:r>
+            <w:r>
+              <w:rPr>
+                <w:rFonts w:ascii="Arial" w:hAnsi="Arial" w:eastAsia="Arial" w:cs="Arial"/>
+                <w:b w:val="0"/>
+                <w:bCs w:val="0"/>
+                <w:i w:val="0"/>
+                <w:iCs w:val="0"/>
+                <w:color w:val="000000"/>
+                <w:sz w:val="20"/>
+                <w:szCs w:val="20"/>
+                <w:lang w:val="en-US"/>
+              </w:rPr>
+              <w:t>대해</w:t>
+            </w:r>
+            <w:r>
+              <w:rPr>
+                <w:rFonts w:ascii="Arial" w:hAnsi="Arial" w:eastAsia="Arial" w:cs="Arial"/>
+                <w:b w:val="0"/>
+                <w:bCs w:val="0"/>
+                <w:i w:val="0"/>
+                <w:iCs w:val="0"/>
+                <w:color w:val="000000"/>
+                <w:sz w:val="20"/>
+                <w:szCs w:val="20"/>
+                <w:lang w:val="en-US"/>
+              </w:rPr>
+              <w:t xml:space="preserve"> </w:t>
+            </w:r>
+            <w:r>
+              <w:rPr>
+                <w:rFonts w:ascii="Arial" w:hAnsi="Arial" w:eastAsia="Arial" w:cs="Arial"/>
+                <w:b w:val="0"/>
+                <w:bCs w:val="0"/>
+                <w:i w:val="0"/>
+                <w:iCs w:val="0"/>
+                <w:color w:val="000000"/>
+                <w:sz w:val="20"/>
+                <w:szCs w:val="20"/>
+                <w:lang w:val="en-US"/>
+              </w:rPr>
+              <w:t>설문</w:t>
+            </w:r>
+            <w:r>
+              <w:rPr>
+                <w:rFonts w:ascii="Arial" w:hAnsi="Arial" w:eastAsia="Arial" w:cs="Arial"/>
+                <w:b w:val="0"/>
+                <w:bCs w:val="0"/>
+                <w:i w:val="0"/>
+                <w:iCs w:val="0"/>
+                <w:color w:val="000000"/>
+                <w:sz w:val="20"/>
+                <w:szCs w:val="20"/>
+                <w:lang w:val="en-US"/>
+              </w:rPr>
+              <w:t xml:space="preserve"> </w:t>
+            </w:r>
+            <w:r>
+              <w:rPr>
+                <w:rFonts w:ascii="Arial" w:hAnsi="Arial" w:eastAsia="Arial" w:cs="Arial"/>
+                <w:b w:val="0"/>
+                <w:bCs w:val="0"/>
+                <w:i w:val="0"/>
+                <w:iCs w:val="0"/>
+                <w:color w:val="000000"/>
+                <w:sz w:val="20"/>
+                <w:szCs w:val="20"/>
+                <w:lang w:val="en-US"/>
+              </w:rPr>
+              <w:t>제목</w:t>
+            </w:r>
+            <w:r>
+              <w:rPr>
+                <w:rFonts w:ascii="Arial" w:hAnsi="Arial" w:eastAsia="Arial" w:cs="Arial"/>
+                <w:b w:val="0"/>
+                <w:bCs w:val="0"/>
+                <w:i w:val="0"/>
+                <w:iCs w:val="0"/>
+                <w:color w:val="000000"/>
+                <w:sz w:val="20"/>
+                <w:szCs w:val="20"/>
+                <w:lang w:val="en-US"/>
+              </w:rPr>
+              <w:t xml:space="preserve">, </w:t>
+            </w:r>
+            <w:r>
+              <w:rPr>
+                <w:rFonts w:ascii="Arial" w:hAnsi="Arial" w:eastAsia="Arial" w:cs="Arial"/>
+                <w:b w:val="0"/>
+                <w:bCs w:val="0"/>
+                <w:i w:val="0"/>
+                <w:iCs w:val="0"/>
+                <w:color w:val="000000"/>
+                <w:sz w:val="20"/>
+                <w:szCs w:val="20"/>
+                <w:lang w:val="en-US"/>
+              </w:rPr>
+              <w:t>응답</w:t>
+            </w:r>
+            <w:r>
+              <w:rPr>
+                <w:rFonts w:ascii="Arial" w:hAnsi="Arial" w:eastAsia="Arial" w:cs="Arial"/>
+                <w:b w:val="0"/>
+                <w:bCs w:val="0"/>
+                <w:i w:val="0"/>
+                <w:iCs w:val="0"/>
+                <w:color w:val="000000"/>
+                <w:sz w:val="20"/>
+                <w:szCs w:val="20"/>
+                <w:lang w:val="en-US"/>
+              </w:rPr>
+              <w:t xml:space="preserve"> </w:t>
+            </w:r>
+            <w:r>
+              <w:rPr>
+                <w:rFonts w:ascii="Arial" w:hAnsi="Arial" w:eastAsia="Arial" w:cs="Arial"/>
+                <w:b w:val="0"/>
+                <w:bCs w:val="0"/>
+                <w:i w:val="0"/>
+                <w:iCs w:val="0"/>
+                <w:color w:val="000000"/>
+                <w:sz w:val="20"/>
+                <w:szCs w:val="20"/>
+                <w:lang w:val="en-US"/>
+              </w:rPr>
+              <w:t>내용</w:t>
+            </w:r>
+            <w:r>
+              <w:rPr>
+                <w:rFonts w:ascii="Arial" w:hAnsi="Arial" w:eastAsia="Arial" w:cs="Arial"/>
+                <w:b w:val="0"/>
+                <w:bCs w:val="0"/>
+                <w:i w:val="0"/>
+                <w:iCs w:val="0"/>
+                <w:color w:val="000000"/>
+                <w:sz w:val="20"/>
+                <w:szCs w:val="20"/>
+                <w:lang w:val="en-US"/>
+              </w:rPr>
+              <w:t xml:space="preserve">, </w:t>
+            </w:r>
+            <w:r>
+              <w:rPr>
+                <w:rFonts w:ascii="Arial" w:hAnsi="Arial" w:eastAsia="Arial" w:cs="Arial"/>
+                <w:b w:val="0"/>
+                <w:bCs w:val="0"/>
+                <w:i w:val="0"/>
+                <w:iCs w:val="0"/>
+                <w:color w:val="000000"/>
+                <w:sz w:val="20"/>
+                <w:szCs w:val="20"/>
+                <w:lang w:val="en-US"/>
+              </w:rPr>
+              <w:t>응답</w:t>
+            </w:r>
+            <w:r>
+              <w:rPr>
+                <w:rFonts w:ascii="Arial" w:hAnsi="Arial" w:eastAsia="Arial" w:cs="Arial"/>
+                <w:b w:val="0"/>
+                <w:bCs w:val="0"/>
+                <w:i w:val="0"/>
+                <w:iCs w:val="0"/>
+                <w:color w:val="000000"/>
+                <w:sz w:val="20"/>
+                <w:szCs w:val="20"/>
+                <w:lang w:val="en-US"/>
+              </w:rPr>
+              <w:t xml:space="preserve"> </w:t>
+            </w:r>
+            <w:r>
+              <w:rPr>
+                <w:rFonts w:ascii="Arial" w:hAnsi="Arial" w:eastAsia="Arial" w:cs="Arial"/>
+                <w:b w:val="0"/>
+                <w:bCs w:val="0"/>
+                <w:i w:val="0"/>
+                <w:iCs w:val="0"/>
+                <w:color w:val="000000"/>
+                <w:sz w:val="20"/>
+                <w:szCs w:val="20"/>
+                <w:lang w:val="en-US"/>
+              </w:rPr>
+              <w:t>일시</w:t>
+            </w:r>
+            <w:r>
+              <w:rPr>
+                <w:rFonts w:ascii="Arial" w:hAnsi="Arial" w:eastAsia="Arial" w:cs="Arial"/>
+                <w:b w:val="0"/>
+                <w:bCs w:val="0"/>
+                <w:i w:val="0"/>
+                <w:iCs w:val="0"/>
+                <w:color w:val="000000"/>
+                <w:sz w:val="20"/>
+                <w:szCs w:val="20"/>
+                <w:lang w:val="en-US"/>
+              </w:rPr>
+              <w:t>가</w:t>
+            </w:r>
+            <w:r>
+              <w:rPr>
+                <w:rFonts w:ascii="Arial" w:hAnsi="Arial" w:eastAsia="Arial" w:cs="Arial"/>
+                <w:b w:val="0"/>
+                <w:bCs w:val="0"/>
+                <w:i w:val="0"/>
+                <w:iCs w:val="0"/>
+                <w:color w:val="000000"/>
+                <w:sz w:val="20"/>
+                <w:szCs w:val="20"/>
+                <w:lang w:val="en-US"/>
+              </w:rPr>
+              <w:t xml:space="preserve"> </w:t>
+            </w:r>
+            <w:r>
+              <w:rPr>
+                <w:rFonts w:ascii="Arial" w:hAnsi="Arial" w:eastAsia="Arial" w:cs="Arial"/>
+                <w:b w:val="0"/>
+                <w:bCs w:val="0"/>
+                <w:i w:val="0"/>
+                <w:iCs w:val="0"/>
+                <w:color w:val="000000"/>
+                <w:sz w:val="20"/>
+                <w:szCs w:val="20"/>
+                <w:lang w:val="en-US"/>
+              </w:rPr>
+              <w:t>출력된다</w:t>
+            </w:r>
+            <w:r>
+              <w:rPr>
+                <w:rFonts w:ascii="Arial" w:hAnsi="Arial" w:eastAsia="Arial" w:cs="Arial"/>
+                <w:b w:val="0"/>
+                <w:bCs w:val="0"/>
+                <w:i w:val="0"/>
+                <w:iCs w:val="0"/>
+                <w:color w:val="000000"/>
+                <w:sz w:val="20"/>
+                <w:szCs w:val="20"/>
+                <w:lang w:val="en-US"/>
+              </w:rPr>
+              <w:t>.</w:t>
+            </w:r>
+          </w:p>
+        </w:tc>
+      </w:tr>
+      <w:tr>
+        <w:trPr>
+          <w:trHeight w:val="300"/>
+        </w:trPr>
+        <w:tc>
+          <w:tcPr>
+            <w:tcW w:w="9360" w:type="dxa"/>
+            <w:gridSpan w:val="2"/>
+            <w:tcBorders>
+              <w:top w:val="single" w:color="CCCCCC" w:sz="1"/>
+              <w:left w:val="single" w:color="CCCCCC" w:sz="2"/>
+              <w:bottom w:val="single" w:color="CCCCCC" w:sz="1"/>
+              <w:right w:val="single" w:color="CCCCCC" w:sz="2"/>
+            </w:tcBorders>
+            <w:tcMar>
+              <w:top w:w="100" w:type="dxa"/>
+              <w:left w:w="150" w:type="dxa"/>
+              <w:bottom w:w="100" w:type="dxa"/>
+              <w:right w:w="150" w:type="dxa"/>
+            </w:tcMar>
+            <w:vAlign w:val="center"/>
+          </w:tcPr>
+          <w:p>
+            <w:pPr>
+              <w:pStyle w:val="Normal"/>
+              <w:jc w:val="left"/>
+            </w:pPr>
+            <w:r>
+              <w:rPr>
+                <w:lang w:eastAsia="ko-KR"/>
+              </w:rPr>
+              <w:t>Extensions</w:t>
+            </w:r>
+          </w:p>
+          <w:p>
+            <w:pPr>
+              <w:pStyle w:val="Normal"/>
+              <w:jc w:val="left"/>
+            </w:pPr>
+            <w:r>
+              <w:rPr>
+                <w:lang w:eastAsia="ko-KR"/>
+              </w:rPr>
+              <w:t>2단계 이후, 회원은 응답한 설문</w:t>
+            </w:r>
+            <w:r>
+              <w:rPr>
+                <w:lang w:eastAsia="ko-KR"/>
+              </w:rPr>
+              <w:t>을</w:t>
+            </w:r>
+            <w:r>
+              <w:rPr>
+                <w:lang w:eastAsia="ko-KR"/>
+              </w:rPr>
+              <w:t xml:space="preserve"> 취소</w:t>
+            </w:r>
+            <w:r>
+              <w:rPr>
+                <w:lang w:eastAsia="ko-KR"/>
+              </w:rPr>
+              <w:t>할 수 있</w:t>
+            </w:r>
+            <w:r>
+              <w:rPr>
+                <w:lang w:eastAsia="ko-KR"/>
+              </w:rPr>
+              <w:t>다.</w:t>
+            </w:r>
+            <w:r>
+              <w:rPr>
+                <w:lang w:eastAsia="ko-KR"/>
+              </w:rPr>
+              <w:t xml:space="preserve"> </w:t>
+            </w:r>
+            <w:r>
+              <w:rPr>
+                <w:lang w:eastAsia="ko-KR"/>
+              </w:rPr>
+              <w:t>(</w:t>
+            </w:r>
+            <w:r>
+              <w:rPr>
+                <w:lang w:eastAsia="ko-KR"/>
+              </w:rPr>
+              <w:t>UC-10-1</w:t>
+            </w:r>
+            <w:r>
+              <w:rPr>
+                <w:lang w:eastAsia="ko-KR"/>
+              </w:rPr>
+              <w:t>로 확장</w:t>
+            </w:r>
+            <w:r>
+              <w:rPr>
+                <w:lang w:eastAsia="ko-KR"/>
+              </w:rPr>
+              <w:t>)</w:t>
+            </w:r>
+          </w:p>
+        </w:tc>
+      </w:tr>
+    </w:tbl>
+    <w:p>
+      <w:pPr>
+        <w:spacing w:before="360" w:after="120"/>
+        <w:rPr>
+          <w:rFonts w:ascii="Arial" w:hAnsi="Arial" w:eastAsia="Arial" w:cs="Arial"/>
+          <w:b w:val="1"/>
+          <w:bCs w:val="1"/>
+          <w:color w:val="2E5496"/>
+          <w:sz w:val="26"/>
+          <w:szCs w:val="26"/>
+          <w:lang w:val="en-US"/>
+        </w:rPr>
+      </w:pPr>
+    </w:p>
+    <w:p>
+      <w:pPr>
+        <w:spacing w:before="360" w:after="120"/>
+        <w:rPr>
+          <w:rFonts w:ascii="Arial" w:hAnsi="Arial" w:eastAsia="Arial" w:cs="Arial"/>
+          <w:b w:val="1"/>
+          <w:bCs w:val="1"/>
+          <w:color w:val="2E5496"/>
+          <w:sz w:val="26"/>
+          <w:szCs w:val="26"/>
+          <w:lang w:val="en-US"/>
+        </w:rPr>
+      </w:pPr>
       <w:r>
         <w:rPr>
           <w:rFonts w:ascii="Arial" w:hAnsi="Arial" w:eastAsia="Arial" w:cs="Arial"/>
@@ -2150,31 +3439,7 @@
           <w:szCs w:val="26"/>
           <w:lang w:val="en-US"/>
         </w:rPr>
-        <w:t xml:space="preserve">, </w:t>
-      </w:r>
-      <w:r>
-        <w:rPr>
-          <w:rFonts w:ascii="Arial" w:hAnsi="Arial" w:eastAsia="Arial" w:cs="Arial"/>
-          <w:b w:val="1"/>
-          <w:bCs w:val="1"/>
-          <w:color w:val="2E5496"/>
-          <w:sz w:val="26"/>
-          <w:szCs w:val="26"/>
-          <w:lang w:val="en-US"/>
-        </w:rPr>
-        <w:t>응답한</w:t>
-      </w:r>
-      <w:r>
-        <w:rPr>
-          <w:rFonts w:ascii="Arial" w:hAnsi="Arial" w:eastAsia="Arial" w:cs="Arial"/>
-          <w:b w:val="1"/>
-          <w:bCs w:val="1"/>
-          <w:color w:val="2E5496"/>
-          <w:sz w:val="26"/>
-          <w:szCs w:val="26"/>
-          <w:lang w:val="en-US"/>
-        </w:rPr>
-        <w:t xml:space="preserve"> </w:t>
+        <w:t xml:space="preserve">UC-10-1 응답한 </w:t>
       </w:r>
       <w:r>
         <w:rPr>
@@ -2370,61 +3635,214 @@
                 <w:szCs w:val="20"/>
                 <w:lang w:val="en-US"/>
               </w:rPr>
-              <w:t>회원이 응답한</w:t>
-            </w:r>
-            <w:r>
-              <w:rPr>
-                <w:rFonts w:ascii="Arial" w:hAnsi="Arial" w:eastAsia="Arial" w:cs="Arial"/>
-                <w:sz w:val="20"/>
-                <w:szCs w:val="20"/>
-                <w:lang w:val="en-US"/>
-              </w:rPr>
-              <w:t xml:space="preserve"> 모든 설문 정보를 한 화면에서 조회</w:t>
-            </w:r>
-            <w:r>
-              <w:rPr>
-                <w:rFonts w:ascii="Arial" w:hAnsi="Arial" w:eastAsia="Arial" w:cs="Arial"/>
-                <w:sz w:val="20"/>
-                <w:szCs w:val="20"/>
-                <w:lang w:val="en-US"/>
-              </w:rPr>
-              <w:t>한</w:t>
-            </w:r>
-            <w:r>
-              <w:rPr>
-                <w:rFonts w:ascii="Arial" w:hAnsi="Arial" w:eastAsia="Arial" w:cs="Arial"/>
-                <w:sz w:val="20"/>
-                <w:szCs w:val="20"/>
-                <w:lang w:val="en-US"/>
-              </w:rPr>
-              <w:t xml:space="preserve">다. 현재 진행 </w:t>
-            </w:r>
-            <w:r>
-              <w:rPr>
-                <w:rFonts w:ascii="Arial" w:hAnsi="Arial" w:eastAsia="Arial" w:cs="Arial"/>
-                <w:sz w:val="20"/>
-                <w:szCs w:val="20"/>
-                <w:lang w:val="en-US"/>
-              </w:rPr>
-              <w:t xml:space="preserve">중인 설문에 대해서 </w:t>
-            </w:r>
-            <w:r>
-              <w:rPr>
-                <w:rFonts w:ascii="Arial" w:hAnsi="Arial" w:eastAsia="Arial" w:cs="Arial"/>
-                <w:sz w:val="20"/>
-                <w:szCs w:val="20"/>
-                <w:lang w:val="en-US"/>
-              </w:rPr>
-              <w:t>회원이 원하는 경우 선택적으로 응답 취소</w:t>
-            </w:r>
-            <w:r>
-              <w:rPr>
-                <w:rFonts w:ascii="Arial" w:hAnsi="Arial" w:eastAsia="Arial" w:cs="Arial"/>
-                <w:sz w:val="20"/>
-                <w:szCs w:val="20"/>
-                <w:lang w:val="en-US"/>
-              </w:rPr>
-              <w:t>를 수행한다.</w:t>
+              <w:t>회원은</w:t>
+            </w:r>
+            <w:r>
+              <w:rPr>
+                <w:rFonts w:ascii="Arial" w:hAnsi="Arial" w:eastAsia="Arial" w:cs="Arial"/>
+                <w:sz w:val="20"/>
+                <w:szCs w:val="20"/>
+                <w:lang w:val="en-US"/>
+              </w:rPr>
+              <w:t xml:space="preserve"> </w:t>
+            </w:r>
+            <w:r>
+              <w:rPr>
+                <w:rFonts w:ascii="Arial" w:hAnsi="Arial" w:eastAsia="Arial" w:cs="Arial"/>
+                <w:sz w:val="20"/>
+                <w:szCs w:val="20"/>
+                <w:lang w:val="en-US"/>
+              </w:rPr>
+              <w:t>현재</w:t>
+            </w:r>
+            <w:r>
+              <w:rPr>
+                <w:rFonts w:ascii="Arial" w:hAnsi="Arial" w:eastAsia="Arial" w:cs="Arial"/>
+                <w:sz w:val="20"/>
+                <w:szCs w:val="20"/>
+                <w:lang w:val="en-US"/>
+              </w:rPr>
+              <w:t xml:space="preserve"> </w:t>
+            </w:r>
+            <w:r>
+              <w:rPr>
+                <w:rFonts w:ascii="Arial" w:hAnsi="Arial" w:eastAsia="Arial" w:cs="Arial"/>
+                <w:sz w:val="20"/>
+                <w:szCs w:val="20"/>
+                <w:lang w:val="en-US"/>
+              </w:rPr>
+              <w:t>진행</w:t>
+            </w:r>
+            <w:r>
+              <w:rPr>
+                <w:rFonts w:ascii="Arial" w:hAnsi="Arial" w:eastAsia="Arial" w:cs="Arial"/>
+                <w:sz w:val="20"/>
+                <w:szCs w:val="20"/>
+                <w:lang w:val="en-US"/>
+              </w:rPr>
+              <w:t xml:space="preserve"> </w:t>
+            </w:r>
+            <w:r>
+              <w:rPr>
+                <w:rFonts w:ascii="Arial" w:hAnsi="Arial" w:eastAsia="Arial" w:cs="Arial"/>
+                <w:sz w:val="20"/>
+                <w:szCs w:val="20"/>
+                <w:lang w:val="en-US"/>
+              </w:rPr>
+              <w:t>중인</w:t>
+            </w:r>
+            <w:r>
+              <w:rPr>
+                <w:rFonts w:ascii="Arial" w:hAnsi="Arial" w:eastAsia="Arial" w:cs="Arial"/>
+                <w:sz w:val="20"/>
+                <w:szCs w:val="20"/>
+                <w:lang w:val="en-US"/>
+              </w:rPr>
+              <w:t xml:space="preserve"> </w:t>
+            </w:r>
+            <w:r>
+              <w:rPr>
+                <w:rFonts w:ascii="Arial" w:hAnsi="Arial" w:eastAsia="Arial" w:cs="Arial"/>
+                <w:sz w:val="20"/>
+                <w:szCs w:val="20"/>
+                <w:lang w:val="en-US"/>
+              </w:rPr>
+              <w:t>설문에</w:t>
+            </w:r>
+            <w:r>
+              <w:rPr>
+                <w:rFonts w:ascii="Arial" w:hAnsi="Arial" w:eastAsia="Arial" w:cs="Arial"/>
+                <w:sz w:val="20"/>
+                <w:szCs w:val="20"/>
+                <w:lang w:val="en-US"/>
+              </w:rPr>
+              <w:t xml:space="preserve"> </w:t>
+            </w:r>
+            <w:r>
+              <w:rPr>
+                <w:rFonts w:ascii="Arial" w:hAnsi="Arial" w:eastAsia="Arial" w:cs="Arial"/>
+                <w:sz w:val="20"/>
+                <w:szCs w:val="20"/>
+                <w:lang w:val="en-US"/>
+              </w:rPr>
+              <w:t>대하</w:t>
+            </w:r>
+            <w:r>
+              <w:rPr>
+                <w:rFonts w:ascii="Arial" w:hAnsi="Arial" w:eastAsia="Arial" w:cs="Arial"/>
+                <w:sz w:val="20"/>
+                <w:szCs w:val="20"/>
+                <w:lang w:val="en-US"/>
+              </w:rPr>
+              <w:t>여</w:t>
+            </w:r>
+            <w:r>
+              <w:rPr>
+                <w:rFonts w:ascii="Arial" w:hAnsi="Arial" w:eastAsia="Arial" w:cs="Arial"/>
+                <w:sz w:val="20"/>
+                <w:szCs w:val="20"/>
+                <w:lang w:val="en-US"/>
+              </w:rPr>
+              <w:t>,</w:t>
+            </w:r>
+            <w:r>
+              <w:rPr>
+                <w:rFonts w:ascii="Arial" w:hAnsi="Arial" w:eastAsia="Arial" w:cs="Arial"/>
+                <w:sz w:val="20"/>
+                <w:szCs w:val="20"/>
+                <w:lang w:val="en-US"/>
+              </w:rPr>
+              <w:t xml:space="preserve"> </w:t>
+            </w:r>
+            <w:r>
+              <w:rPr>
+                <w:rFonts w:ascii="Arial" w:hAnsi="Arial" w:eastAsia="Arial" w:cs="Arial"/>
+                <w:sz w:val="20"/>
+                <w:szCs w:val="20"/>
+                <w:lang w:val="en-US"/>
+              </w:rPr>
+              <w:t>원하는</w:t>
+            </w:r>
+            <w:r>
+              <w:rPr>
+                <w:rFonts w:ascii="Arial" w:hAnsi="Arial" w:eastAsia="Arial" w:cs="Arial"/>
+                <w:sz w:val="20"/>
+                <w:szCs w:val="20"/>
+                <w:lang w:val="en-US"/>
+              </w:rPr>
+              <w:t xml:space="preserve"> </w:t>
+            </w:r>
+            <w:r>
+              <w:rPr>
+                <w:rFonts w:ascii="Arial" w:hAnsi="Arial" w:eastAsia="Arial" w:cs="Arial"/>
+                <w:sz w:val="20"/>
+                <w:szCs w:val="20"/>
+                <w:lang w:val="en-US"/>
+              </w:rPr>
+              <w:t>경우</w:t>
+            </w:r>
+            <w:r>
+              <w:rPr>
+                <w:rFonts w:ascii="Arial" w:hAnsi="Arial" w:eastAsia="Arial" w:cs="Arial"/>
+                <w:sz w:val="20"/>
+                <w:szCs w:val="20"/>
+                <w:lang w:val="en-US"/>
+              </w:rPr>
+              <w:t xml:space="preserve"> </w:t>
+            </w:r>
+            <w:r>
+              <w:rPr>
+                <w:rFonts w:ascii="Arial" w:hAnsi="Arial" w:eastAsia="Arial" w:cs="Arial"/>
+                <w:sz w:val="20"/>
+                <w:szCs w:val="20"/>
+                <w:lang w:val="en-US"/>
+              </w:rPr>
+              <w:t>응답</w:t>
+            </w:r>
+            <w:r>
+              <w:rPr>
+                <w:rFonts w:ascii="Arial" w:hAnsi="Arial" w:eastAsia="Arial" w:cs="Arial"/>
+                <w:sz w:val="20"/>
+                <w:szCs w:val="20"/>
+                <w:lang w:val="en-US"/>
+              </w:rPr>
+              <w:t xml:space="preserve"> </w:t>
+            </w:r>
+            <w:r>
+              <w:rPr>
+                <w:rFonts w:ascii="Arial" w:hAnsi="Arial" w:eastAsia="Arial" w:cs="Arial"/>
+                <w:sz w:val="20"/>
+                <w:szCs w:val="20"/>
+                <w:lang w:val="en-US"/>
+              </w:rPr>
+              <w:t>취소를</w:t>
+            </w:r>
+            <w:r>
+              <w:rPr>
+                <w:rFonts w:ascii="Arial" w:hAnsi="Arial" w:eastAsia="Arial" w:cs="Arial"/>
+                <w:sz w:val="20"/>
+                <w:szCs w:val="20"/>
+                <w:lang w:val="en-US"/>
+              </w:rPr>
+              <w:t xml:space="preserve"> 수행</w:t>
+            </w:r>
+            <w:r>
+              <w:rPr>
+                <w:rFonts w:ascii="Arial" w:hAnsi="Arial" w:eastAsia="Arial" w:cs="Arial"/>
+                <w:sz w:val="20"/>
+                <w:szCs w:val="20"/>
+                <w:lang w:val="en-US"/>
+              </w:rPr>
+              <w:t>할 수 있다</w:t>
+            </w:r>
+            <w:r>
+              <w:rPr>
+                <w:rFonts w:ascii="Arial" w:hAnsi="Arial" w:eastAsia="Arial" w:cs="Arial"/>
+                <w:sz w:val="20"/>
+                <w:szCs w:val="20"/>
+                <w:lang w:val="en-US"/>
+              </w:rPr>
+              <w:t>.</w:t>
             </w:r>
           </w:p>
         </w:tc>
@@ -2545,6 +3963,30 @@
               <w:bottom w:val="single" w:color="CCCCCC" w:sz="1"/>
               <w:right w:val="single" w:color="CCCCCC" w:sz="1"/>
             </w:tcBorders>
+            <w:shd w:val="clear" w:color="auto" w:fill="F5F5F5"/>
+            <w:tcMar>
+              <w:top w:w="100" w:type="dxa"/>
+              <w:left w:w="150" w:type="dxa"/>
+              <w:bottom w:w="100" w:type="dxa"/>
+              <w:right w:w="150" w:type="dxa"/>
+            </w:tcMar>
+            <w:vAlign w:val="center"/>
+          </w:tcPr>
+          <w:p>
+            <w:pPr>
+              <w:jc w:val="left"/>
+            </w:pPr>
+          </w:p>
+        </w:tc>
+        <w:tc>
+          <w:tcPr>
+            <w:tcW w:w="4680" w:type="dxa"/>
+            <w:tcBorders>
+              <w:top w:val="single" w:color="CCCCCC" w:sz="1"/>
+              <w:left w:val="single" w:color="CCCCCC" w:sz="1"/>
+              <w:bottom w:val="single" w:color="CCCCCC" w:sz="1"/>
+              <w:right w:val="single" w:color="CCCCCC" w:sz="1"/>
+            </w:tcBorders>
             <w:shd w:val="clear" w:color="auto" w:fill="FFFFFF"/>
             <w:tcMar>
               <w:top w:w="100" w:type="dxa"/>
@@ -2581,7 +4023,63 @@
                 <w:szCs w:val="20"/>
                 <w:lang w:val="en-US"/>
               </w:rPr>
-              <w:t xml:space="preserve"> 1. </w:t>
+              <w:t xml:space="preserve"> </w:t>
+            </w:r>
+            <w:r>
+              <w:rPr>
+                <w:rFonts w:ascii="Arial" w:hAnsi="Arial" w:eastAsia="Arial" w:cs="Arial"/>
+                <w:b w:val="0"/>
+                <w:bCs w:val="0"/>
+                <w:i w:val="0"/>
+                <w:iCs w:val="0"/>
+                <w:color w:val="000000"/>
+                <w:sz w:val="20"/>
+                <w:szCs w:val="20"/>
+                <w:lang w:val="en-US"/>
+              </w:rPr>
+              <w:t>1</w:t>
+            </w:r>
+            <w:r>
+              <w:rPr>
+                <w:rFonts w:ascii="Arial" w:hAnsi="Arial" w:eastAsia="Arial" w:cs="Arial"/>
+                <w:b w:val="0"/>
+                <w:bCs w:val="0"/>
+                <w:i w:val="0"/>
+                <w:iCs w:val="0"/>
+                <w:color w:val="000000"/>
+                <w:sz w:val="20"/>
+                <w:szCs w:val="20"/>
+                <w:lang w:val="en-US"/>
+              </w:rPr>
+              <w:t xml:space="preserve">. </w:t>
+            </w:r>
+            <w:r>
+              <w:rPr>
+                <w:rFonts w:ascii="Arial" w:hAnsi="Arial" w:eastAsia="Arial" w:cs="Arial"/>
+                <w:b w:val="0"/>
+                <w:bCs w:val="0"/>
+                <w:i w:val="0"/>
+                <w:iCs w:val="0"/>
+                <w:color w:val="000000"/>
+                <w:sz w:val="20"/>
+                <w:szCs w:val="20"/>
+                <w:lang w:val="en-US"/>
+              </w:rPr>
+              <w:t>모든</w:t>
+            </w:r>
+            <w:r>
+              <w:rPr>
+                <w:rFonts w:ascii="Arial" w:hAnsi="Arial" w:eastAsia="Arial" w:cs="Arial"/>
+                <w:b w:val="0"/>
+                <w:bCs w:val="0"/>
+                <w:i w:val="0"/>
+                <w:iCs w:val="0"/>
+                <w:color w:val="000000"/>
+                <w:sz w:val="20"/>
+                <w:szCs w:val="20"/>
+                <w:lang w:val="en-US"/>
+              </w:rPr>
+              <w:t xml:space="preserve"> </w:t>
             </w:r>
             <w:r>
               <w:rPr>
@@ -2651,7 +4149,705 @@
                 <w:szCs w:val="20"/>
                 <w:lang w:val="en-US"/>
               </w:rPr>
-              <w:t>조회하기</w:t>
+              <w:t>내역</w:t>
+            </w:r>
+            <w:r>
+              <w:rPr>
+                <w:rFonts w:ascii="Arial" w:hAnsi="Arial" w:eastAsia="Arial" w:cs="Arial"/>
+                <w:b w:val="0"/>
+                <w:bCs w:val="0"/>
+                <w:i w:val="0"/>
+                <w:iCs w:val="0"/>
+                <w:color w:val="000000"/>
+                <w:sz w:val="20"/>
+                <w:szCs w:val="20"/>
+                <w:lang w:val="en-US"/>
+              </w:rPr>
+              <w:t xml:space="preserve"> </w:t>
+            </w:r>
+            <w:r>
+              <w:rPr>
+                <w:rFonts w:ascii="Arial" w:hAnsi="Arial" w:eastAsia="Arial" w:cs="Arial"/>
+                <w:b w:val="0"/>
+                <w:bCs w:val="0"/>
+                <w:i w:val="0"/>
+                <w:iCs w:val="0"/>
+                <w:color w:val="000000"/>
+                <w:sz w:val="20"/>
+                <w:szCs w:val="20"/>
+                <w:lang w:val="en-US"/>
+              </w:rPr>
+              <w:t>리스트를</w:t>
+            </w:r>
+            <w:r>
+              <w:rPr>
+                <w:rFonts w:ascii="Arial" w:hAnsi="Arial" w:eastAsia="Arial" w:cs="Arial"/>
+                <w:b w:val="0"/>
+                <w:bCs w:val="0"/>
+                <w:i w:val="0"/>
+                <w:iCs w:val="0"/>
+                <w:color w:val="000000"/>
+                <w:sz w:val="20"/>
+                <w:szCs w:val="20"/>
+                <w:lang w:val="en-US"/>
+              </w:rPr>
+              <w:t xml:space="preserve"> </w:t>
+            </w:r>
+            <w:r>
+              <w:rPr>
+                <w:rFonts w:ascii="Arial" w:hAnsi="Arial" w:eastAsia="Arial" w:cs="Arial"/>
+                <w:b w:val="0"/>
+                <w:bCs w:val="0"/>
+                <w:i w:val="0"/>
+                <w:iCs w:val="0"/>
+                <w:color w:val="000000"/>
+                <w:sz w:val="20"/>
+                <w:szCs w:val="20"/>
+                <w:lang w:val="en-US"/>
+              </w:rPr>
+              <w:t>출력한다</w:t>
+            </w:r>
+            <w:r>
+              <w:rPr>
+                <w:rFonts w:ascii="Arial" w:hAnsi="Arial" w:eastAsia="Arial" w:cs="Arial"/>
+                <w:b w:val="0"/>
+                <w:bCs w:val="0"/>
+                <w:i w:val="0"/>
+                <w:iCs w:val="0"/>
+                <w:color w:val="000000"/>
+                <w:sz w:val="20"/>
+                <w:szCs w:val="20"/>
+                <w:lang w:val="en-US"/>
+              </w:rPr>
+              <w:t xml:space="preserve">. 각 </w:t>
+            </w:r>
+            <w:r>
+              <w:rPr>
+                <w:rFonts w:ascii="Arial" w:hAnsi="Arial" w:eastAsia="Arial" w:cs="Arial"/>
+                <w:b w:val="0"/>
+                <w:bCs w:val="0"/>
+                <w:i w:val="0"/>
+                <w:iCs w:val="0"/>
+                <w:color w:val="000000"/>
+                <w:sz w:val="20"/>
+                <w:szCs w:val="20"/>
+                <w:lang w:val="en-US"/>
+              </w:rPr>
+              <w:t>설문에</w:t>
+            </w:r>
+            <w:r>
+              <w:rPr>
+                <w:rFonts w:ascii="Arial" w:hAnsi="Arial" w:eastAsia="Arial" w:cs="Arial"/>
+                <w:b w:val="0"/>
+                <w:bCs w:val="0"/>
+                <w:i w:val="0"/>
+                <w:iCs w:val="0"/>
+                <w:color w:val="000000"/>
+                <w:sz w:val="20"/>
+                <w:szCs w:val="20"/>
+                <w:lang w:val="en-US"/>
+              </w:rPr>
+              <w:t xml:space="preserve"> </w:t>
+            </w:r>
+            <w:r>
+              <w:rPr>
+                <w:rFonts w:ascii="Arial" w:hAnsi="Arial" w:eastAsia="Arial" w:cs="Arial"/>
+                <w:b w:val="0"/>
+                <w:bCs w:val="0"/>
+                <w:i w:val="0"/>
+                <w:iCs w:val="0"/>
+                <w:color w:val="000000"/>
+                <w:sz w:val="20"/>
+                <w:szCs w:val="20"/>
+                <w:lang w:val="en-US"/>
+              </w:rPr>
+              <w:t>대해</w:t>
+            </w:r>
+            <w:r>
+              <w:rPr>
+                <w:rFonts w:ascii="Arial" w:hAnsi="Arial" w:eastAsia="Arial" w:cs="Arial"/>
+                <w:b w:val="0"/>
+                <w:bCs w:val="0"/>
+                <w:i w:val="0"/>
+                <w:iCs w:val="0"/>
+                <w:color w:val="000000"/>
+                <w:sz w:val="20"/>
+                <w:szCs w:val="20"/>
+                <w:lang w:val="en-US"/>
+              </w:rPr>
+              <w:t xml:space="preserve"> </w:t>
+            </w:r>
+            <w:r>
+              <w:rPr>
+                <w:rFonts w:ascii="Arial" w:hAnsi="Arial" w:eastAsia="Arial" w:cs="Arial"/>
+                <w:b w:val="0"/>
+                <w:bCs w:val="0"/>
+                <w:i w:val="0"/>
+                <w:iCs w:val="0"/>
+                <w:color w:val="000000"/>
+                <w:sz w:val="20"/>
+                <w:szCs w:val="20"/>
+                <w:lang w:val="en-US"/>
+              </w:rPr>
+              <w:t>설문</w:t>
+            </w:r>
+            <w:r>
+              <w:rPr>
+                <w:rFonts w:ascii="Arial" w:hAnsi="Arial" w:eastAsia="Arial" w:cs="Arial"/>
+                <w:b w:val="0"/>
+                <w:bCs w:val="0"/>
+                <w:i w:val="0"/>
+                <w:iCs w:val="0"/>
+                <w:color w:val="000000"/>
+                <w:sz w:val="20"/>
+                <w:szCs w:val="20"/>
+                <w:lang w:val="en-US"/>
+              </w:rPr>
+              <w:t xml:space="preserve"> </w:t>
+            </w:r>
+            <w:r>
+              <w:rPr>
+                <w:rFonts w:ascii="Arial" w:hAnsi="Arial" w:eastAsia="Arial" w:cs="Arial"/>
+                <w:b w:val="0"/>
+                <w:bCs w:val="0"/>
+                <w:i w:val="0"/>
+                <w:iCs w:val="0"/>
+                <w:color w:val="000000"/>
+                <w:sz w:val="20"/>
+                <w:szCs w:val="20"/>
+                <w:lang w:val="en-US"/>
+              </w:rPr>
+              <w:t>제목</w:t>
+            </w:r>
+            <w:r>
+              <w:rPr>
+                <w:rFonts w:ascii="Arial" w:hAnsi="Arial" w:eastAsia="Arial" w:cs="Arial"/>
+                <w:b w:val="0"/>
+                <w:bCs w:val="0"/>
+                <w:i w:val="0"/>
+                <w:iCs w:val="0"/>
+                <w:color w:val="000000"/>
+                <w:sz w:val="20"/>
+                <w:szCs w:val="20"/>
+                <w:lang w:val="en-US"/>
+              </w:rPr>
+              <w:t xml:space="preserve">, </w:t>
+            </w:r>
+            <w:r>
+              <w:rPr>
+                <w:rFonts w:ascii="Arial" w:hAnsi="Arial" w:eastAsia="Arial" w:cs="Arial"/>
+                <w:b w:val="0"/>
+                <w:bCs w:val="0"/>
+                <w:i w:val="0"/>
+                <w:iCs w:val="0"/>
+                <w:color w:val="000000"/>
+                <w:sz w:val="20"/>
+                <w:szCs w:val="20"/>
+                <w:lang w:val="en-US"/>
+              </w:rPr>
+              <w:t>응답</w:t>
+            </w:r>
+            <w:r>
+              <w:rPr>
+                <w:rFonts w:ascii="Arial" w:hAnsi="Arial" w:eastAsia="Arial" w:cs="Arial"/>
+                <w:b w:val="0"/>
+                <w:bCs w:val="0"/>
+                <w:i w:val="0"/>
+                <w:iCs w:val="0"/>
+                <w:color w:val="000000"/>
+                <w:sz w:val="20"/>
+                <w:szCs w:val="20"/>
+                <w:lang w:val="en-US"/>
+              </w:rPr>
+              <w:t xml:space="preserve"> </w:t>
+            </w:r>
+            <w:r>
+              <w:rPr>
+                <w:rFonts w:ascii="Arial" w:hAnsi="Arial" w:eastAsia="Arial" w:cs="Arial"/>
+                <w:b w:val="0"/>
+                <w:bCs w:val="0"/>
+                <w:i w:val="0"/>
+                <w:iCs w:val="0"/>
+                <w:color w:val="000000"/>
+                <w:sz w:val="20"/>
+                <w:szCs w:val="20"/>
+                <w:lang w:val="en-US"/>
+              </w:rPr>
+              <w:t>내용</w:t>
+            </w:r>
+            <w:r>
+              <w:rPr>
+                <w:rFonts w:ascii="Arial" w:hAnsi="Arial" w:eastAsia="Arial" w:cs="Arial"/>
+                <w:b w:val="0"/>
+                <w:bCs w:val="0"/>
+                <w:i w:val="0"/>
+                <w:iCs w:val="0"/>
+                <w:color w:val="000000"/>
+                <w:sz w:val="20"/>
+                <w:szCs w:val="20"/>
+                <w:lang w:val="en-US"/>
+              </w:rPr>
+              <w:t xml:space="preserve">, </w:t>
+            </w:r>
+            <w:r>
+              <w:rPr>
+                <w:rFonts w:ascii="Arial" w:hAnsi="Arial" w:eastAsia="Arial" w:cs="Arial"/>
+                <w:b w:val="0"/>
+                <w:bCs w:val="0"/>
+                <w:i w:val="0"/>
+                <w:iCs w:val="0"/>
+                <w:color w:val="000000"/>
+                <w:sz w:val="20"/>
+                <w:szCs w:val="20"/>
+                <w:lang w:val="en-US"/>
+              </w:rPr>
+              <w:t>응답</w:t>
+            </w:r>
+            <w:r>
+              <w:rPr>
+                <w:rFonts w:ascii="Arial" w:hAnsi="Arial" w:eastAsia="Arial" w:cs="Arial"/>
+                <w:b w:val="0"/>
+                <w:bCs w:val="0"/>
+                <w:i w:val="0"/>
+                <w:iCs w:val="0"/>
+                <w:color w:val="000000"/>
+                <w:sz w:val="20"/>
+                <w:szCs w:val="20"/>
+                <w:lang w:val="en-US"/>
+              </w:rPr>
+              <w:t xml:space="preserve"> </w:t>
+            </w:r>
+            <w:r>
+              <w:rPr>
+                <w:rFonts w:ascii="Arial" w:hAnsi="Arial" w:eastAsia="Arial" w:cs="Arial"/>
+                <w:b w:val="0"/>
+                <w:bCs w:val="0"/>
+                <w:i w:val="0"/>
+                <w:iCs w:val="0"/>
+                <w:color w:val="000000"/>
+                <w:sz w:val="20"/>
+                <w:szCs w:val="20"/>
+                <w:lang w:val="en-US"/>
+              </w:rPr>
+              <w:t>일시가</w:t>
+            </w:r>
+            <w:r>
+              <w:rPr>
+                <w:rFonts w:ascii="Arial" w:hAnsi="Arial" w:eastAsia="Arial" w:cs="Arial"/>
+                <w:b w:val="0"/>
+                <w:bCs w:val="0"/>
+                <w:i w:val="0"/>
+                <w:iCs w:val="0"/>
+                <w:color w:val="000000"/>
+                <w:sz w:val="20"/>
+                <w:szCs w:val="20"/>
+                <w:lang w:val="en-US"/>
+              </w:rPr>
+              <w:t xml:space="preserve"> </w:t>
+            </w:r>
+            <w:r>
+              <w:rPr>
+                <w:rFonts w:ascii="Arial" w:hAnsi="Arial" w:eastAsia="Arial" w:cs="Arial"/>
+                <w:b w:val="0"/>
+                <w:bCs w:val="0"/>
+                <w:i w:val="0"/>
+                <w:iCs w:val="0"/>
+                <w:color w:val="000000"/>
+                <w:sz w:val="20"/>
+                <w:szCs w:val="20"/>
+                <w:lang w:val="en-US"/>
+              </w:rPr>
+              <w:t>출력된다</w:t>
+            </w:r>
+            <w:r>
+              <w:rPr>
+                <w:rFonts w:ascii="Arial" w:hAnsi="Arial" w:eastAsia="Arial" w:cs="Arial"/>
+                <w:b w:val="0"/>
+                <w:bCs w:val="0"/>
+                <w:i w:val="0"/>
+                <w:iCs w:val="0"/>
+                <w:color w:val="000000"/>
+                <w:sz w:val="20"/>
+                <w:szCs w:val="20"/>
+                <w:lang w:val="en-US"/>
+              </w:rPr>
+              <w:t>.</w:t>
+            </w:r>
+          </w:p>
+        </w:tc>
+      </w:tr>
+      <w:tr>
+        <w:trPr>
+          <w:trHeight w:val="300"/>
+        </w:trPr>
+        <w:tc>
+          <w:tcPr>
+            <w:tcW w:w="4680" w:type="dxa"/>
+            <w:tcBorders>
+              <w:top w:val="single" w:color="CCCCCC" w:sz="1"/>
+              <w:left w:val="single" w:color="CCCCCC" w:sz="1"/>
+              <w:bottom w:val="single" w:color="CCCCCC" w:sz="1"/>
+              <w:right w:val="single" w:color="CCCCCC" w:sz="1"/>
+            </w:tcBorders>
+            <w:shd w:val="clear" w:color="auto" w:fill="FFFFFF"/>
+            <w:tcMar>
+              <w:top w:w="100" w:type="dxa"/>
+              <w:left w:w="150" w:type="dxa"/>
+              <w:bottom w:w="100" w:type="dxa"/>
+              <w:right w:w="150" w:type="dxa"/>
+            </w:tcMar>
+            <w:vAlign w:val="center"/>
+          </w:tcPr>
+          <w:p>
+            <w:pPr>
+              <w:jc w:val="left"/>
+              <w:rPr>
+                <w:rFonts w:ascii="Arial" w:hAnsi="Arial" w:eastAsia="Arial" w:cs="Arial"/>
+                <w:b w:val="0"/>
+                <w:bCs w:val="0"/>
+                <w:i w:val="0"/>
+                <w:iCs w:val="0"/>
+                <w:color w:val="000000"/>
+                <w:sz w:val="20"/>
+                <w:szCs w:val="20"/>
+                <w:lang w:val="en-US"/>
+              </w:rPr>
+            </w:pPr>
+            <w:r>
+              <w:rPr>
+                <w:rFonts w:ascii="Arial" w:hAnsi="Arial" w:eastAsia="Arial" w:cs="Arial"/>
+                <w:b w:val="0"/>
+                <w:bCs w:val="0"/>
+                <w:i w:val="0"/>
+                <w:iCs w:val="0"/>
+                <w:color w:val="000000"/>
+                <w:sz w:val="20"/>
+                <w:szCs w:val="20"/>
+                <w:lang w:val="en-US"/>
+              </w:rPr>
+              <w:t xml:space="preserve"> </w:t>
+            </w:r>
+            <w:r>
+              <w:rPr>
+                <w:rFonts w:ascii="Arial" w:hAnsi="Arial" w:eastAsia="Arial" w:cs="Arial"/>
+                <w:b w:val="0"/>
+                <w:bCs w:val="0"/>
+                <w:i w:val="0"/>
+                <w:iCs w:val="0"/>
+                <w:color w:val="000000"/>
+                <w:sz w:val="20"/>
+                <w:szCs w:val="20"/>
+                <w:lang w:val="en-US"/>
+              </w:rPr>
+              <w:t>2</w:t>
+            </w:r>
+            <w:r>
+              <w:rPr>
+                <w:rFonts w:ascii="Arial" w:hAnsi="Arial" w:eastAsia="Arial" w:cs="Arial"/>
+                <w:b w:val="0"/>
+                <w:bCs w:val="0"/>
+                <w:i w:val="0"/>
+                <w:iCs w:val="0"/>
+                <w:color w:val="000000"/>
+                <w:sz w:val="20"/>
+                <w:szCs w:val="20"/>
+                <w:lang w:val="en-US"/>
+              </w:rPr>
+              <w:t xml:space="preserve">. </w:t>
+            </w:r>
+            <w:r>
+              <w:rPr>
+                <w:rFonts w:ascii="Arial" w:hAnsi="Arial" w:eastAsia="Arial" w:cs="Arial"/>
+                <w:b w:val="0"/>
+                <w:bCs w:val="0"/>
+                <w:i w:val="0"/>
+                <w:iCs w:val="0"/>
+                <w:color w:val="000000"/>
+                <w:sz w:val="20"/>
+                <w:szCs w:val="20"/>
+                <w:lang w:val="en-US"/>
+              </w:rPr>
+              <w:t>설문</w:t>
+            </w:r>
+            <w:r>
+              <w:rPr>
+                <w:rFonts w:ascii="Arial" w:hAnsi="Arial" w:eastAsia="Arial" w:cs="Arial"/>
+                <w:b w:val="0"/>
+                <w:bCs w:val="0"/>
+                <w:i w:val="0"/>
+                <w:iCs w:val="0"/>
+                <w:color w:val="000000"/>
+                <w:sz w:val="20"/>
+                <w:szCs w:val="20"/>
+                <w:lang w:val="en-US"/>
+              </w:rPr>
+              <w:t xml:space="preserve"> </w:t>
+            </w:r>
+            <w:r>
+              <w:rPr>
+                <w:rFonts w:ascii="Arial" w:hAnsi="Arial" w:eastAsia="Arial" w:cs="Arial"/>
+                <w:b w:val="0"/>
+                <w:bCs w:val="0"/>
+                <w:i w:val="0"/>
+                <w:iCs w:val="0"/>
+                <w:color w:val="000000"/>
+                <w:sz w:val="20"/>
+                <w:szCs w:val="20"/>
+                <w:lang w:val="en-US"/>
+              </w:rPr>
+              <w:t>내역</w:t>
+            </w:r>
+            <w:r>
+              <w:rPr>
+                <w:rFonts w:ascii="Arial" w:hAnsi="Arial" w:eastAsia="Arial" w:cs="Arial"/>
+                <w:b w:val="0"/>
+                <w:bCs w:val="0"/>
+                <w:i w:val="0"/>
+                <w:iCs w:val="0"/>
+                <w:color w:val="000000"/>
+                <w:sz w:val="20"/>
+                <w:szCs w:val="20"/>
+                <w:lang w:val="en-US"/>
+              </w:rPr>
+              <w:t xml:space="preserve"> 중 </w:t>
+            </w:r>
+            <w:r>
+              <w:rPr>
+                <w:rFonts w:ascii="Arial" w:hAnsi="Arial" w:eastAsia="Arial" w:cs="Arial"/>
+                <w:b w:val="0"/>
+                <w:bCs w:val="0"/>
+                <w:i w:val="0"/>
+                <w:iCs w:val="0"/>
+                <w:color w:val="000000"/>
+                <w:sz w:val="20"/>
+                <w:szCs w:val="20"/>
+                <w:lang w:val="en-US"/>
+              </w:rPr>
+              <w:t>현재</w:t>
+            </w:r>
+            <w:r>
+              <w:rPr>
+                <w:rFonts w:ascii="Arial" w:hAnsi="Arial" w:eastAsia="Arial" w:cs="Arial"/>
+                <w:b w:val="0"/>
+                <w:bCs w:val="0"/>
+                <w:i w:val="0"/>
+                <w:iCs w:val="0"/>
+                <w:color w:val="000000"/>
+                <w:sz w:val="20"/>
+                <w:szCs w:val="20"/>
+                <w:lang w:val="en-US"/>
+              </w:rPr>
+              <w:t xml:space="preserve"> </w:t>
+            </w:r>
+            <w:r>
+              <w:rPr>
+                <w:rFonts w:ascii="Arial" w:hAnsi="Arial" w:eastAsia="Arial" w:cs="Arial"/>
+                <w:b w:val="0"/>
+                <w:bCs w:val="0"/>
+                <w:i w:val="0"/>
+                <w:iCs w:val="0"/>
+                <w:color w:val="000000"/>
+                <w:sz w:val="20"/>
+                <w:szCs w:val="20"/>
+                <w:lang w:val="en-US"/>
+              </w:rPr>
+              <w:t>진행</w:t>
+            </w:r>
+            <w:r>
+              <w:rPr>
+                <w:rFonts w:ascii="Arial" w:hAnsi="Arial" w:eastAsia="Arial" w:cs="Arial"/>
+                <w:b w:val="0"/>
+                <w:bCs w:val="0"/>
+                <w:i w:val="0"/>
+                <w:iCs w:val="0"/>
+                <w:color w:val="000000"/>
+                <w:sz w:val="20"/>
+                <w:szCs w:val="20"/>
+                <w:lang w:val="en-US"/>
+              </w:rPr>
+              <w:t xml:space="preserve"> </w:t>
+            </w:r>
+            <w:r>
+              <w:rPr>
+                <w:rFonts w:ascii="Arial" w:hAnsi="Arial" w:eastAsia="Arial" w:cs="Arial"/>
+                <w:b w:val="0"/>
+                <w:bCs w:val="0"/>
+                <w:i w:val="0"/>
+                <w:iCs w:val="0"/>
+                <w:color w:val="000000"/>
+                <w:sz w:val="20"/>
+                <w:szCs w:val="20"/>
+                <w:lang w:val="en-US"/>
+              </w:rPr>
+              <w:t>중인</w:t>
+            </w:r>
+            <w:r>
+              <w:rPr>
+                <w:rFonts w:ascii="Arial" w:hAnsi="Arial" w:eastAsia="Arial" w:cs="Arial"/>
+                <w:b w:val="0"/>
+                <w:bCs w:val="0"/>
+                <w:i w:val="0"/>
+                <w:iCs w:val="0"/>
+                <w:color w:val="000000"/>
+                <w:sz w:val="20"/>
+                <w:szCs w:val="20"/>
+                <w:lang w:val="en-US"/>
+              </w:rPr>
+              <w:t xml:space="preserve"> </w:t>
+            </w:r>
+            <w:r>
+              <w:rPr>
+                <w:rFonts w:ascii="Arial" w:hAnsi="Arial" w:eastAsia="Arial" w:cs="Arial"/>
+                <w:b w:val="0"/>
+                <w:bCs w:val="0"/>
+                <w:i w:val="0"/>
+                <w:iCs w:val="0"/>
+                <w:color w:val="000000"/>
+                <w:sz w:val="20"/>
+                <w:szCs w:val="20"/>
+                <w:lang w:val="en-US"/>
+              </w:rPr>
+              <w:t>설문에</w:t>
+            </w:r>
+            <w:r>
+              <w:rPr>
+                <w:rFonts w:ascii="Arial" w:hAnsi="Arial" w:eastAsia="Arial" w:cs="Arial"/>
+                <w:b w:val="0"/>
+                <w:bCs w:val="0"/>
+                <w:i w:val="0"/>
+                <w:iCs w:val="0"/>
+                <w:color w:val="000000"/>
+                <w:sz w:val="20"/>
+                <w:szCs w:val="20"/>
+                <w:lang w:val="en-US"/>
+              </w:rPr>
+              <w:t xml:space="preserve"> </w:t>
+            </w:r>
+            <w:r>
+              <w:rPr>
+                <w:rFonts w:ascii="Arial" w:hAnsi="Arial" w:eastAsia="Arial" w:cs="Arial"/>
+                <w:b w:val="0"/>
+                <w:bCs w:val="0"/>
+                <w:i w:val="0"/>
+                <w:iCs w:val="0"/>
+                <w:color w:val="000000"/>
+                <w:sz w:val="20"/>
+                <w:szCs w:val="20"/>
+                <w:lang w:val="en-US"/>
+              </w:rPr>
+              <w:t>대하여</w:t>
+            </w:r>
+            <w:r>
+              <w:rPr>
+                <w:rFonts w:ascii="Arial" w:hAnsi="Arial" w:eastAsia="Arial" w:cs="Arial"/>
+                <w:b w:val="0"/>
+                <w:bCs w:val="0"/>
+                <w:i w:val="0"/>
+                <w:iCs w:val="0"/>
+                <w:color w:val="000000"/>
+                <w:sz w:val="20"/>
+                <w:szCs w:val="20"/>
+                <w:lang w:val="en-US"/>
+              </w:rPr>
+              <w:t xml:space="preserve"> </w:t>
+            </w:r>
+            <w:r>
+              <w:rPr>
+                <w:rFonts w:ascii="Arial" w:hAnsi="Arial" w:eastAsia="Arial" w:cs="Arial"/>
+                <w:b w:val="0"/>
+                <w:bCs w:val="0"/>
+                <w:i w:val="0"/>
+                <w:iCs w:val="0"/>
+                <w:color w:val="000000"/>
+                <w:sz w:val="20"/>
+                <w:szCs w:val="20"/>
+                <w:lang w:val="en-US"/>
+              </w:rPr>
+              <w:t>활성화되어</w:t>
+            </w:r>
+            <w:r>
+              <w:rPr>
+                <w:rFonts w:ascii="Arial" w:hAnsi="Arial" w:eastAsia="Arial" w:cs="Arial"/>
+                <w:b w:val="0"/>
+                <w:bCs w:val="0"/>
+                <w:i w:val="0"/>
+                <w:iCs w:val="0"/>
+                <w:color w:val="000000"/>
+                <w:sz w:val="20"/>
+                <w:szCs w:val="20"/>
+                <w:lang w:val="en-US"/>
+              </w:rPr>
+              <w:t xml:space="preserve"> </w:t>
+            </w:r>
+            <w:r>
+              <w:rPr>
+                <w:rFonts w:ascii="Arial" w:hAnsi="Arial" w:eastAsia="Arial" w:cs="Arial"/>
+                <w:b w:val="0"/>
+                <w:bCs w:val="0"/>
+                <w:i w:val="0"/>
+                <w:iCs w:val="0"/>
+                <w:color w:val="000000"/>
+                <w:sz w:val="20"/>
+                <w:szCs w:val="20"/>
+                <w:lang w:val="en-US"/>
+              </w:rPr>
+              <w:t>있는</w:t>
+            </w:r>
+            <w:r>
+              <w:rPr>
+                <w:rFonts w:ascii="Arial" w:hAnsi="Arial" w:eastAsia="Arial" w:cs="Arial"/>
+                <w:b w:val="0"/>
+                <w:bCs w:val="0"/>
+                <w:i w:val="0"/>
+                <w:iCs w:val="0"/>
+                <w:color w:val="000000"/>
+                <w:sz w:val="20"/>
+                <w:szCs w:val="20"/>
+                <w:lang w:val="en-US"/>
+              </w:rPr>
+              <w:t xml:space="preserve"> </w:t>
+            </w:r>
+            <w:r>
+              <w:rPr>
+                <w:rFonts w:ascii="Arial" w:hAnsi="Arial" w:eastAsia="Arial" w:cs="Arial"/>
+                <w:b w:val="0"/>
+                <w:bCs w:val="0"/>
+                <w:i w:val="0"/>
+                <w:iCs w:val="0"/>
+                <w:color w:val="000000"/>
+                <w:sz w:val="20"/>
+                <w:szCs w:val="20"/>
+                <w:lang w:val="en-US"/>
+              </w:rPr>
+              <w:t>응답</w:t>
+            </w:r>
+            <w:r>
+              <w:rPr>
+                <w:rFonts w:ascii="Arial" w:hAnsi="Arial" w:eastAsia="Arial" w:cs="Arial"/>
+                <w:b w:val="0"/>
+                <w:bCs w:val="0"/>
+                <w:i w:val="0"/>
+                <w:iCs w:val="0"/>
+                <w:color w:val="000000"/>
+                <w:sz w:val="20"/>
+                <w:szCs w:val="20"/>
+                <w:lang w:val="en-US"/>
+              </w:rPr>
+              <w:t xml:space="preserve"> </w:t>
+            </w:r>
+            <w:r>
+              <w:rPr>
+                <w:rFonts w:ascii="Arial" w:hAnsi="Arial" w:eastAsia="Arial" w:cs="Arial"/>
+                <w:b w:val="0"/>
+                <w:bCs w:val="0"/>
+                <w:i w:val="0"/>
+                <w:iCs w:val="0"/>
+                <w:color w:val="000000"/>
+                <w:sz w:val="20"/>
+                <w:szCs w:val="20"/>
+                <w:lang w:val="en-US"/>
+              </w:rPr>
+              <w:t>취소</w:t>
             </w:r>
             <w:r>
               <w:rPr>
@@ -2823,35 +5019,35 @@
                 <w:szCs w:val="20"/>
                 <w:lang w:val="en-US"/>
               </w:rPr>
-              <w:t xml:space="preserve"> 2. </w:t>
-            </w:r>
-            <w:r>
-              <w:rPr>
-                <w:rFonts w:ascii="Arial" w:hAnsi="Arial" w:eastAsia="Arial" w:cs="Arial"/>
-                <w:b w:val="0"/>
-                <w:bCs w:val="0"/>
-                <w:i w:val="0"/>
-                <w:iCs w:val="0"/>
-                <w:color w:val="000000"/>
-                <w:sz w:val="20"/>
-                <w:szCs w:val="20"/>
-                <w:lang w:val="en-US"/>
-              </w:rPr>
-              <w:t>모든</w:t>
-            </w:r>
-            <w:r>
-              <w:rPr>
-                <w:rFonts w:ascii="Arial" w:hAnsi="Arial" w:eastAsia="Arial" w:cs="Arial"/>
-                <w:b w:val="0"/>
-                <w:bCs w:val="0"/>
-                <w:i w:val="0"/>
-                <w:iCs w:val="0"/>
-                <w:color w:val="000000"/>
-                <w:sz w:val="20"/>
-                <w:szCs w:val="20"/>
-                <w:lang w:val="en-US"/>
-              </w:rPr>
-              <w:t xml:space="preserve"> </w:t>
+              <w:t xml:space="preserve"> </w:t>
+            </w:r>
+            <w:r>
+              <w:rPr>
+                <w:rFonts w:ascii="Arial" w:hAnsi="Arial" w:eastAsia="Arial" w:cs="Arial"/>
+                <w:b w:val="0"/>
+                <w:bCs w:val="0"/>
+                <w:i w:val="0"/>
+                <w:iCs w:val="0"/>
+                <w:color w:val="000000"/>
+                <w:sz w:val="20"/>
+                <w:szCs w:val="20"/>
+                <w:lang w:val="en-US"/>
+              </w:rPr>
+              <w:t>3</w:t>
+            </w:r>
+            <w:r>
+              <w:rPr>
+                <w:rFonts w:ascii="Arial" w:hAnsi="Arial" w:eastAsia="Arial" w:cs="Arial"/>
+                <w:b w:val="0"/>
+                <w:bCs w:val="0"/>
+                <w:i w:val="0"/>
+                <w:iCs w:val="0"/>
+                <w:color w:val="000000"/>
+                <w:sz w:val="20"/>
+                <w:szCs w:val="20"/>
+                <w:lang w:val="en-US"/>
+              </w:rPr>
+              <w:t xml:space="preserve">. </w:t>
             </w:r>
             <w:r>
               <w:rPr>
@@ -2921,203 +5117,91 @@
                 <w:szCs w:val="20"/>
                 <w:lang w:val="en-US"/>
               </w:rPr>
-              <w:t>내역</w:t>
-            </w:r>
-            <w:r>
-              <w:rPr>
-                <w:rFonts w:ascii="Arial" w:hAnsi="Arial" w:eastAsia="Arial" w:cs="Arial"/>
-                <w:b w:val="0"/>
-                <w:bCs w:val="0"/>
-                <w:i w:val="0"/>
-                <w:iCs w:val="0"/>
-                <w:color w:val="000000"/>
-                <w:sz w:val="20"/>
-                <w:szCs w:val="20"/>
-                <w:lang w:val="en-US"/>
-              </w:rPr>
-              <w:t xml:space="preserve"> </w:t>
-            </w:r>
-            <w:r>
-              <w:rPr>
-                <w:rFonts w:ascii="Arial" w:hAnsi="Arial" w:eastAsia="Arial" w:cs="Arial"/>
-                <w:b w:val="0"/>
-                <w:bCs w:val="0"/>
-                <w:i w:val="0"/>
-                <w:iCs w:val="0"/>
-                <w:color w:val="000000"/>
-                <w:sz w:val="20"/>
-                <w:szCs w:val="20"/>
-                <w:lang w:val="en-US"/>
-              </w:rPr>
-              <w:t>리스트</w:t>
-            </w:r>
-            <w:r>
-              <w:rPr>
-                <w:rFonts w:ascii="Arial" w:hAnsi="Arial" w:eastAsia="Arial" w:cs="Arial"/>
-                <w:b w:val="0"/>
-                <w:bCs w:val="0"/>
-                <w:i w:val="0"/>
-                <w:iCs w:val="0"/>
-                <w:color w:val="000000"/>
-                <w:sz w:val="20"/>
-                <w:szCs w:val="20"/>
-                <w:lang w:val="en-US"/>
-              </w:rPr>
-              <w:t>를</w:t>
-            </w:r>
-            <w:r>
-              <w:rPr>
-                <w:rFonts w:ascii="Arial" w:hAnsi="Arial" w:eastAsia="Arial" w:cs="Arial"/>
-                <w:b w:val="0"/>
-                <w:bCs w:val="0"/>
-                <w:i w:val="0"/>
-                <w:iCs w:val="0"/>
-                <w:color w:val="000000"/>
-                <w:sz w:val="20"/>
-                <w:szCs w:val="20"/>
-                <w:lang w:val="en-US"/>
-              </w:rPr>
-              <w:t xml:space="preserve"> 출력한다.</w:t>
-            </w:r>
-            <w:r>
-              <w:rPr>
-                <w:rFonts w:ascii="Arial" w:hAnsi="Arial" w:eastAsia="Arial" w:cs="Arial"/>
-                <w:b w:val="0"/>
-                <w:bCs w:val="0"/>
-                <w:i w:val="0"/>
-                <w:iCs w:val="0"/>
-                <w:color w:val="000000"/>
-                <w:sz w:val="20"/>
-                <w:szCs w:val="20"/>
-                <w:lang w:val="en-US"/>
-              </w:rPr>
-              <w:t xml:space="preserve"> </w:t>
-            </w:r>
-            <w:r>
-              <w:rPr>
-                <w:rFonts w:ascii="Arial" w:hAnsi="Arial" w:eastAsia="Arial" w:cs="Arial"/>
-                <w:b w:val="0"/>
-                <w:bCs w:val="0"/>
-                <w:i w:val="0"/>
-                <w:iCs w:val="0"/>
-                <w:color w:val="000000"/>
-                <w:sz w:val="20"/>
-                <w:szCs w:val="20"/>
-                <w:lang w:val="en-US"/>
-              </w:rPr>
-              <w:t>각</w:t>
-            </w:r>
-            <w:r>
-              <w:rPr>
-                <w:rFonts w:ascii="Arial" w:hAnsi="Arial" w:eastAsia="Arial" w:cs="Arial"/>
-                <w:b w:val="0"/>
-                <w:bCs w:val="0"/>
-                <w:i w:val="0"/>
-                <w:iCs w:val="0"/>
-                <w:color w:val="000000"/>
-                <w:sz w:val="20"/>
-                <w:szCs w:val="20"/>
-                <w:lang w:val="en-US"/>
-              </w:rPr>
-              <w:t xml:space="preserve"> </w:t>
-            </w:r>
-            <w:r>
-              <w:rPr>
-                <w:rFonts w:ascii="Arial" w:hAnsi="Arial" w:eastAsia="Arial" w:cs="Arial"/>
-                <w:b w:val="0"/>
-                <w:bCs w:val="0"/>
-                <w:i w:val="0"/>
-                <w:iCs w:val="0"/>
-                <w:color w:val="000000"/>
-                <w:sz w:val="20"/>
-                <w:szCs w:val="20"/>
-                <w:lang w:val="en-US"/>
-              </w:rPr>
-              <w:t>설문에</w:t>
-            </w:r>
-            <w:r>
-              <w:rPr>
-                <w:rFonts w:ascii="Arial" w:hAnsi="Arial" w:eastAsia="Arial" w:cs="Arial"/>
-                <w:b w:val="0"/>
-                <w:bCs w:val="0"/>
-                <w:i w:val="0"/>
-                <w:iCs w:val="0"/>
-                <w:color w:val="000000"/>
-                <w:sz w:val="20"/>
-                <w:szCs w:val="20"/>
-                <w:lang w:val="en-US"/>
-              </w:rPr>
-              <w:t xml:space="preserve"> </w:t>
-            </w:r>
-            <w:r>
-              <w:rPr>
-                <w:rFonts w:ascii="Arial" w:hAnsi="Arial" w:eastAsia="Arial" w:cs="Arial"/>
-                <w:b w:val="0"/>
-                <w:bCs w:val="0"/>
-                <w:i w:val="0"/>
-                <w:iCs w:val="0"/>
-                <w:color w:val="000000"/>
-                <w:sz w:val="20"/>
-                <w:szCs w:val="20"/>
-                <w:lang w:val="en-US"/>
-              </w:rPr>
-              <w:t>대해</w:t>
-            </w:r>
-            <w:r>
-              <w:rPr>
-                <w:rFonts w:ascii="Arial" w:hAnsi="Arial" w:eastAsia="Arial" w:cs="Arial"/>
-                <w:b w:val="0"/>
-                <w:bCs w:val="0"/>
-                <w:i w:val="0"/>
-                <w:iCs w:val="0"/>
-                <w:color w:val="000000"/>
-                <w:sz w:val="20"/>
-                <w:szCs w:val="20"/>
-                <w:lang w:val="en-US"/>
-              </w:rPr>
-              <w:t xml:space="preserve"> </w:t>
-            </w:r>
-            <w:r>
-              <w:rPr>
-                <w:rFonts w:ascii="Arial" w:hAnsi="Arial" w:eastAsia="Arial" w:cs="Arial"/>
-                <w:b w:val="0"/>
-                <w:bCs w:val="0"/>
-                <w:i w:val="0"/>
-                <w:iCs w:val="0"/>
-                <w:color w:val="000000"/>
-                <w:sz w:val="20"/>
-                <w:szCs w:val="20"/>
-                <w:lang w:val="en-US"/>
-              </w:rPr>
-              <w:t>설문</w:t>
-            </w:r>
-            <w:r>
-              <w:rPr>
-                <w:rFonts w:ascii="Arial" w:hAnsi="Arial" w:eastAsia="Arial" w:cs="Arial"/>
-                <w:b w:val="0"/>
-                <w:bCs w:val="0"/>
-                <w:i w:val="0"/>
-                <w:iCs w:val="0"/>
-                <w:color w:val="000000"/>
-                <w:sz w:val="20"/>
-                <w:szCs w:val="20"/>
-                <w:lang w:val="en-US"/>
-              </w:rPr>
-              <w:t xml:space="preserve"> </w:t>
-            </w:r>
-            <w:r>
-              <w:rPr>
-                <w:rFonts w:ascii="Arial" w:hAnsi="Arial" w:eastAsia="Arial" w:cs="Arial"/>
-                <w:b w:val="0"/>
-                <w:bCs w:val="0"/>
-                <w:i w:val="0"/>
-                <w:iCs w:val="0"/>
-                <w:color w:val="000000"/>
-                <w:sz w:val="20"/>
-                <w:szCs w:val="20"/>
-                <w:lang w:val="en-US"/>
-              </w:rPr>
-              <w:t>제목</w:t>
+              <w:t>리스트에서</w:t>
+            </w:r>
+            <w:r>
+              <w:rPr>
+                <w:rFonts w:ascii="Arial" w:hAnsi="Arial" w:eastAsia="Arial" w:cs="Arial"/>
+                <w:b w:val="0"/>
+                <w:bCs w:val="0"/>
+                <w:i w:val="0"/>
+                <w:iCs w:val="0"/>
+                <w:color w:val="000000"/>
+                <w:sz w:val="20"/>
+                <w:szCs w:val="20"/>
+                <w:lang w:val="en-US"/>
+              </w:rPr>
+              <w:t xml:space="preserve"> </w:t>
+            </w:r>
+            <w:r>
+              <w:rPr>
+                <w:rFonts w:ascii="Arial" w:hAnsi="Arial" w:eastAsia="Arial" w:cs="Arial"/>
+                <w:b w:val="0"/>
+                <w:bCs w:val="0"/>
+                <w:i w:val="0"/>
+                <w:iCs w:val="0"/>
+                <w:color w:val="000000"/>
+                <w:sz w:val="20"/>
+                <w:szCs w:val="20"/>
+                <w:lang w:val="en-US"/>
+              </w:rPr>
+              <w:t>해당</w:t>
+            </w:r>
+            <w:r>
+              <w:rPr>
+                <w:rFonts w:ascii="Arial" w:hAnsi="Arial" w:eastAsia="Arial" w:cs="Arial"/>
+                <w:b w:val="0"/>
+                <w:bCs w:val="0"/>
+                <w:i w:val="0"/>
+                <w:iCs w:val="0"/>
+                <w:color w:val="000000"/>
+                <w:sz w:val="20"/>
+                <w:szCs w:val="20"/>
+                <w:lang w:val="en-US"/>
+              </w:rPr>
+              <w:t xml:space="preserve"> </w:t>
+            </w:r>
+            <w:r>
+              <w:rPr>
+                <w:rFonts w:ascii="Arial" w:hAnsi="Arial" w:eastAsia="Arial" w:cs="Arial"/>
+                <w:b w:val="0"/>
+                <w:bCs w:val="0"/>
+                <w:i w:val="0"/>
+                <w:iCs w:val="0"/>
+                <w:color w:val="000000"/>
+                <w:sz w:val="20"/>
+                <w:szCs w:val="20"/>
+                <w:lang w:val="en-US"/>
+              </w:rPr>
+              <w:t>설문을</w:t>
+            </w:r>
+            <w:r>
+              <w:rPr>
+                <w:rFonts w:ascii="Arial" w:hAnsi="Arial" w:eastAsia="Arial" w:cs="Arial"/>
+                <w:b w:val="0"/>
+                <w:bCs w:val="0"/>
+                <w:i w:val="0"/>
+                <w:iCs w:val="0"/>
+                <w:color w:val="000000"/>
+                <w:sz w:val="20"/>
+                <w:szCs w:val="20"/>
+                <w:lang w:val="en-US"/>
+              </w:rPr>
+              <w:t xml:space="preserve"> </w:t>
+            </w:r>
+            <w:r>
+              <w:rPr>
+                <w:rFonts w:ascii="Arial" w:hAnsi="Arial" w:eastAsia="Arial" w:cs="Arial"/>
+                <w:b w:val="0"/>
+                <w:bCs w:val="0"/>
+                <w:i w:val="0"/>
+                <w:iCs w:val="0"/>
+                <w:color w:val="000000"/>
+                <w:sz w:val="20"/>
+                <w:szCs w:val="20"/>
+                <w:lang w:val="en-US"/>
+              </w:rPr>
+              <w:t>삭제하고</w:t>
             </w:r>
             <w:r>
               <w:rPr>
@@ -3173,105 +5257,91 @@
                 <w:szCs w:val="20"/>
                 <w:lang w:val="en-US"/>
               </w:rPr>
-              <w:t>내용</w:t>
-            </w:r>
-            <w:r>
-              <w:rPr>
-                <w:rFonts w:ascii="Arial" w:hAnsi="Arial" w:eastAsia="Arial" w:cs="Arial"/>
-                <w:b w:val="0"/>
-                <w:bCs w:val="0"/>
-                <w:i w:val="0"/>
-                <w:iCs w:val="0"/>
-                <w:color w:val="000000"/>
-                <w:sz w:val="20"/>
-                <w:szCs w:val="20"/>
-                <w:lang w:val="en-US"/>
-              </w:rPr>
-              <w:t xml:space="preserve">, </w:t>
-            </w:r>
-            <w:r>
-              <w:rPr>
-                <w:rFonts w:ascii="Arial" w:hAnsi="Arial" w:eastAsia="Arial" w:cs="Arial"/>
-                <w:b w:val="0"/>
-                <w:bCs w:val="0"/>
-                <w:i w:val="0"/>
-                <w:iCs w:val="0"/>
-                <w:color w:val="000000"/>
-                <w:sz w:val="20"/>
-                <w:szCs w:val="20"/>
-                <w:lang w:val="en-US"/>
-              </w:rPr>
-              <w:t>응답</w:t>
-            </w:r>
-            <w:r>
-              <w:rPr>
-                <w:rFonts w:ascii="Arial" w:hAnsi="Arial" w:eastAsia="Arial" w:cs="Arial"/>
-                <w:b w:val="0"/>
-                <w:bCs w:val="0"/>
-                <w:i w:val="0"/>
-                <w:iCs w:val="0"/>
-                <w:color w:val="000000"/>
-                <w:sz w:val="20"/>
-                <w:szCs w:val="20"/>
-                <w:lang w:val="en-US"/>
-              </w:rPr>
-              <w:t xml:space="preserve"> </w:t>
-            </w:r>
-            <w:r>
-              <w:rPr>
-                <w:rFonts w:ascii="Arial" w:hAnsi="Arial" w:eastAsia="Arial" w:cs="Arial"/>
-                <w:b w:val="0"/>
-                <w:bCs w:val="0"/>
-                <w:i w:val="0"/>
-                <w:iCs w:val="0"/>
-                <w:color w:val="000000"/>
-                <w:sz w:val="20"/>
-                <w:szCs w:val="20"/>
-                <w:lang w:val="en-US"/>
-              </w:rPr>
-              <w:t>일시</w:t>
-            </w:r>
-            <w:r>
-              <w:rPr>
-                <w:rFonts w:ascii="Arial" w:hAnsi="Arial" w:eastAsia="Arial" w:cs="Arial"/>
-                <w:b w:val="0"/>
-                <w:bCs w:val="0"/>
-                <w:i w:val="0"/>
-                <w:iCs w:val="0"/>
-                <w:color w:val="000000"/>
-                <w:sz w:val="20"/>
-                <w:szCs w:val="20"/>
-                <w:lang w:val="en-US"/>
-              </w:rPr>
-              <w:t>가</w:t>
-            </w:r>
-            <w:r>
-              <w:rPr>
-                <w:rFonts w:ascii="Arial" w:hAnsi="Arial" w:eastAsia="Arial" w:cs="Arial"/>
-                <w:b w:val="0"/>
-                <w:bCs w:val="0"/>
-                <w:i w:val="0"/>
-                <w:iCs w:val="0"/>
-                <w:color w:val="000000"/>
-                <w:sz w:val="20"/>
-                <w:szCs w:val="20"/>
-                <w:lang w:val="en-US"/>
-              </w:rPr>
-              <w:t xml:space="preserve"> </w:t>
-            </w:r>
-            <w:r>
-              <w:rPr>
-                <w:rFonts w:ascii="Arial" w:hAnsi="Arial" w:eastAsia="Arial" w:cs="Arial"/>
-                <w:b w:val="0"/>
-                <w:bCs w:val="0"/>
-                <w:i w:val="0"/>
-                <w:iCs w:val="0"/>
-                <w:color w:val="000000"/>
-                <w:sz w:val="20"/>
-                <w:szCs w:val="20"/>
-                <w:lang w:val="en-US"/>
-              </w:rPr>
-              <w:t>출력된다</w:t>
+              <w:t>취소</w:t>
+            </w:r>
+            <w:r>
+              <w:rPr>
+                <w:rFonts w:ascii="Arial" w:hAnsi="Arial" w:eastAsia="Arial" w:cs="Arial"/>
+                <w:b w:val="0"/>
+                <w:bCs w:val="0"/>
+                <w:i w:val="0"/>
+                <w:iCs w:val="0"/>
+                <w:color w:val="000000"/>
+                <w:sz w:val="20"/>
+                <w:szCs w:val="20"/>
+                <w:lang w:val="en-US"/>
+              </w:rPr>
+              <w:t xml:space="preserve"> </w:t>
+            </w:r>
+            <w:r>
+              <w:rPr>
+                <w:rFonts w:ascii="Arial" w:hAnsi="Arial" w:eastAsia="Arial" w:cs="Arial"/>
+                <w:b w:val="0"/>
+                <w:bCs w:val="0"/>
+                <w:i w:val="0"/>
+                <w:iCs w:val="0"/>
+                <w:color w:val="000000"/>
+                <w:sz w:val="20"/>
+                <w:szCs w:val="20"/>
+                <w:lang w:val="en-US"/>
+              </w:rPr>
+              <w:t>확인</w:t>
+            </w:r>
+            <w:r>
+              <w:rPr>
+                <w:rFonts w:ascii="Arial" w:hAnsi="Arial" w:eastAsia="Arial" w:cs="Arial"/>
+                <w:b w:val="0"/>
+                <w:bCs w:val="0"/>
+                <w:i w:val="0"/>
+                <w:iCs w:val="0"/>
+                <w:color w:val="000000"/>
+                <w:sz w:val="20"/>
+                <w:szCs w:val="20"/>
+                <w:lang w:val="en-US"/>
+              </w:rPr>
+              <w:t xml:space="preserve"> </w:t>
+            </w:r>
+            <w:r>
+              <w:rPr>
+                <w:rFonts w:ascii="Arial" w:hAnsi="Arial" w:eastAsia="Arial" w:cs="Arial"/>
+                <w:b w:val="0"/>
+                <w:bCs w:val="0"/>
+                <w:i w:val="0"/>
+                <w:iCs w:val="0"/>
+                <w:color w:val="000000"/>
+                <w:sz w:val="20"/>
+                <w:szCs w:val="20"/>
+                <w:lang w:val="en-US"/>
+              </w:rPr>
+              <w:t>메세지를</w:t>
+            </w:r>
+            <w:r>
+              <w:rPr>
+                <w:rFonts w:ascii="Arial" w:hAnsi="Arial" w:eastAsia="Arial" w:cs="Arial"/>
+                <w:b w:val="0"/>
+                <w:bCs w:val="0"/>
+                <w:i w:val="0"/>
+                <w:iCs w:val="0"/>
+                <w:color w:val="000000"/>
+                <w:sz w:val="20"/>
+                <w:szCs w:val="20"/>
+                <w:lang w:val="en-US"/>
+              </w:rPr>
+              <w:t xml:space="preserve"> </w:t>
+            </w:r>
+            <w:r>
+              <w:rPr>
+                <w:rFonts w:ascii="Arial" w:hAnsi="Arial" w:eastAsia="Arial" w:cs="Arial"/>
+                <w:b w:val="0"/>
+                <w:bCs w:val="0"/>
+                <w:i w:val="0"/>
+                <w:iCs w:val="0"/>
+                <w:color w:val="000000"/>
+                <w:sz w:val="20"/>
+                <w:szCs w:val="20"/>
+                <w:lang w:val="en-US"/>
+              </w:rPr>
+              <w:t>출력한다</w:t>
             </w:r>
             <w:r>
               <w:rPr>
@@ -3286,825 +5356,28 @@
                 <w:lang w:val="en-US"/>
               </w:rPr>
               <w:t>.</w:t>
-            </w:r>
-          </w:p>
-        </w:tc>
-      </w:tr>
-      <w:tr>
-        <w:trPr>
-          <w:trHeight w:val="300"/>
-        </w:trPr>
-        <w:tc>
-          <w:tcPr>
-            <w:tcW w:w="4680" w:type="dxa"/>
-            <w:tcBorders>
-              <w:top w:val="single" w:color="CCCCCC" w:sz="1"/>
-              <w:left w:val="single" w:color="CCCCCC" w:sz="1"/>
-              <w:bottom w:val="single" w:color="CCCCCC" w:sz="1"/>
-              <w:right w:val="single" w:color="CCCCCC" w:sz="1"/>
-            </w:tcBorders>
-            <w:shd w:val="clear" w:color="auto" w:fill="FFFFFF"/>
-            <w:tcMar>
-              <w:top w:w="100" w:type="dxa"/>
-              <w:left w:w="150" w:type="dxa"/>
-              <w:bottom w:w="100" w:type="dxa"/>
-              <w:right w:w="150" w:type="dxa"/>
-            </w:tcMar>
-            <w:vAlign w:val="center"/>
-          </w:tcPr>
-          <w:p>
-            <w:pPr>
-              <w:jc w:val="left"/>
-              <w:rPr>
-                <w:rFonts w:ascii="Arial" w:hAnsi="Arial" w:eastAsia="Arial" w:cs="Arial"/>
-                <w:b w:val="0"/>
-                <w:bCs w:val="0"/>
-                <w:i w:val="0"/>
-                <w:iCs w:val="0"/>
-                <w:color w:val="000000"/>
-                <w:sz w:val="20"/>
-                <w:szCs w:val="20"/>
-                <w:lang w:val="en-US"/>
-              </w:rPr>
-            </w:pPr>
-            <w:r>
-              <w:rPr>
-                <w:rFonts w:ascii="Arial" w:hAnsi="Arial" w:eastAsia="Arial" w:cs="Arial"/>
-                <w:b w:val="0"/>
-                <w:bCs w:val="0"/>
-                <w:i w:val="0"/>
-                <w:iCs w:val="0"/>
-                <w:color w:val="000000"/>
-                <w:sz w:val="20"/>
-                <w:szCs w:val="20"/>
-                <w:lang w:val="en-US"/>
-              </w:rPr>
-              <w:t xml:space="preserve"> 3. </w:t>
-            </w:r>
-            <w:r>
-              <w:rPr>
-                <w:rFonts w:ascii="Arial" w:hAnsi="Arial" w:eastAsia="Arial" w:cs="Arial"/>
-                <w:b w:val="0"/>
-                <w:bCs w:val="0"/>
-                <w:i w:val="0"/>
-                <w:iCs w:val="0"/>
-                <w:color w:val="000000"/>
-                <w:sz w:val="20"/>
-                <w:szCs w:val="20"/>
-                <w:lang w:val="en-US"/>
-              </w:rPr>
-              <w:t>설문</w:t>
-            </w:r>
-            <w:r>
-              <w:rPr>
-                <w:rFonts w:ascii="Arial" w:hAnsi="Arial" w:eastAsia="Arial" w:cs="Arial"/>
-                <w:b w:val="0"/>
-                <w:bCs w:val="0"/>
-                <w:i w:val="0"/>
-                <w:iCs w:val="0"/>
-                <w:color w:val="000000"/>
-                <w:sz w:val="20"/>
-                <w:szCs w:val="20"/>
-                <w:lang w:val="en-US"/>
-              </w:rPr>
-              <w:t xml:space="preserve"> </w:t>
-            </w:r>
-            <w:r>
-              <w:rPr>
-                <w:rFonts w:ascii="Arial" w:hAnsi="Arial" w:eastAsia="Arial" w:cs="Arial"/>
-                <w:b w:val="0"/>
-                <w:bCs w:val="0"/>
-                <w:i w:val="0"/>
-                <w:iCs w:val="0"/>
-                <w:color w:val="000000"/>
-                <w:sz w:val="20"/>
-                <w:szCs w:val="20"/>
-                <w:lang w:val="en-US"/>
-              </w:rPr>
-              <w:t>내역</w:t>
-            </w:r>
-            <w:r>
-              <w:rPr>
-                <w:rFonts w:ascii="Arial" w:hAnsi="Arial" w:eastAsia="Arial" w:cs="Arial"/>
-                <w:b w:val="0"/>
-                <w:bCs w:val="0"/>
-                <w:i w:val="0"/>
-                <w:iCs w:val="0"/>
-                <w:color w:val="000000"/>
-                <w:sz w:val="20"/>
-                <w:szCs w:val="20"/>
-                <w:lang w:val="en-US"/>
-              </w:rPr>
-              <w:t xml:space="preserve"> 중 </w:t>
-            </w:r>
-            <w:r>
-              <w:rPr>
-                <w:rFonts w:ascii="Arial" w:hAnsi="Arial" w:eastAsia="Arial" w:cs="Arial"/>
-                <w:b w:val="0"/>
-                <w:bCs w:val="0"/>
-                <w:i w:val="0"/>
-                <w:iCs w:val="0"/>
-                <w:color w:val="000000"/>
-                <w:sz w:val="20"/>
-                <w:szCs w:val="20"/>
-                <w:lang w:val="en-US"/>
-              </w:rPr>
-              <w:t>현재</w:t>
-            </w:r>
-            <w:r>
-              <w:rPr>
-                <w:rFonts w:ascii="Arial" w:hAnsi="Arial" w:eastAsia="Arial" w:cs="Arial"/>
-                <w:b w:val="0"/>
-                <w:bCs w:val="0"/>
-                <w:i w:val="0"/>
-                <w:iCs w:val="0"/>
-                <w:color w:val="000000"/>
-                <w:sz w:val="20"/>
-                <w:szCs w:val="20"/>
-                <w:lang w:val="en-US"/>
-              </w:rPr>
-              <w:t xml:space="preserve"> </w:t>
-            </w:r>
-            <w:r>
-              <w:rPr>
-                <w:rFonts w:ascii="Arial" w:hAnsi="Arial" w:eastAsia="Arial" w:cs="Arial"/>
-                <w:b w:val="0"/>
-                <w:bCs w:val="0"/>
-                <w:i w:val="0"/>
-                <w:iCs w:val="0"/>
-                <w:color w:val="000000"/>
-                <w:sz w:val="20"/>
-                <w:szCs w:val="20"/>
-                <w:lang w:val="en-US"/>
-              </w:rPr>
-              <w:t>진행</w:t>
-            </w:r>
-            <w:r>
-              <w:rPr>
-                <w:rFonts w:ascii="Arial" w:hAnsi="Arial" w:eastAsia="Arial" w:cs="Arial"/>
-                <w:b w:val="0"/>
-                <w:bCs w:val="0"/>
-                <w:i w:val="0"/>
-                <w:iCs w:val="0"/>
-                <w:color w:val="000000"/>
-                <w:sz w:val="20"/>
-                <w:szCs w:val="20"/>
-                <w:lang w:val="en-US"/>
-              </w:rPr>
-              <w:t xml:space="preserve"> </w:t>
-            </w:r>
-            <w:r>
-              <w:rPr>
-                <w:rFonts w:ascii="Arial" w:hAnsi="Arial" w:eastAsia="Arial" w:cs="Arial"/>
-                <w:b w:val="0"/>
-                <w:bCs w:val="0"/>
-                <w:i w:val="0"/>
-                <w:iCs w:val="0"/>
-                <w:color w:val="000000"/>
-                <w:sz w:val="20"/>
-                <w:szCs w:val="20"/>
-                <w:lang w:val="en-US"/>
-              </w:rPr>
-              <w:t>중인</w:t>
-            </w:r>
-            <w:r>
-              <w:rPr>
-                <w:rFonts w:ascii="Arial" w:hAnsi="Arial" w:eastAsia="Arial" w:cs="Arial"/>
-                <w:b w:val="0"/>
-                <w:bCs w:val="0"/>
-                <w:i w:val="0"/>
-                <w:iCs w:val="0"/>
-                <w:color w:val="000000"/>
-                <w:sz w:val="20"/>
-                <w:szCs w:val="20"/>
-                <w:lang w:val="en-US"/>
-              </w:rPr>
-              <w:t xml:space="preserve"> </w:t>
-            </w:r>
-            <w:r>
-              <w:rPr>
-                <w:rFonts w:ascii="Arial" w:hAnsi="Arial" w:eastAsia="Arial" w:cs="Arial"/>
-                <w:b w:val="0"/>
-                <w:bCs w:val="0"/>
-                <w:i w:val="0"/>
-                <w:iCs w:val="0"/>
-                <w:color w:val="000000"/>
-                <w:sz w:val="20"/>
-                <w:szCs w:val="20"/>
-                <w:lang w:val="en-US"/>
-              </w:rPr>
-              <w:t>설문</w:t>
-            </w:r>
-            <w:r>
-              <w:rPr>
-                <w:rFonts w:ascii="Arial" w:hAnsi="Arial" w:eastAsia="Arial" w:cs="Arial"/>
-                <w:b w:val="0"/>
-                <w:bCs w:val="0"/>
-                <w:i w:val="0"/>
-                <w:iCs w:val="0"/>
-                <w:color w:val="000000"/>
-                <w:sz w:val="20"/>
-                <w:szCs w:val="20"/>
-                <w:lang w:val="en-US"/>
-              </w:rPr>
-              <w:t>에</w:t>
-            </w:r>
-            <w:r>
-              <w:rPr>
-                <w:rFonts w:ascii="Arial" w:hAnsi="Arial" w:eastAsia="Arial" w:cs="Arial"/>
-                <w:b w:val="0"/>
-                <w:bCs w:val="0"/>
-                <w:i w:val="0"/>
-                <w:iCs w:val="0"/>
-                <w:color w:val="000000"/>
-                <w:sz w:val="20"/>
-                <w:szCs w:val="20"/>
-                <w:lang w:val="en-US"/>
-              </w:rPr>
-              <w:t xml:space="preserve"> </w:t>
-            </w:r>
-            <w:r>
-              <w:rPr>
-                <w:rFonts w:ascii="Arial" w:hAnsi="Arial" w:eastAsia="Arial" w:cs="Arial"/>
-                <w:b w:val="0"/>
-                <w:bCs w:val="0"/>
-                <w:i w:val="0"/>
-                <w:iCs w:val="0"/>
-                <w:color w:val="000000"/>
-                <w:sz w:val="20"/>
-                <w:szCs w:val="20"/>
-                <w:lang w:val="en-US"/>
-              </w:rPr>
-              <w:t>대</w:t>
-            </w:r>
-            <w:r>
-              <w:rPr>
-                <w:rFonts w:ascii="Arial" w:hAnsi="Arial" w:eastAsia="Arial" w:cs="Arial"/>
-                <w:b w:val="0"/>
-                <w:bCs w:val="0"/>
-                <w:i w:val="0"/>
-                <w:iCs w:val="0"/>
-                <w:color w:val="000000"/>
-                <w:sz w:val="20"/>
-                <w:szCs w:val="20"/>
-                <w:lang w:val="en-US"/>
-              </w:rPr>
-              <w:t>하여</w:t>
-            </w:r>
-            <w:r>
-              <w:rPr>
-                <w:rFonts w:ascii="Arial" w:hAnsi="Arial" w:eastAsia="Arial" w:cs="Arial"/>
-                <w:b w:val="0"/>
-                <w:bCs w:val="0"/>
-                <w:i w:val="0"/>
-                <w:iCs w:val="0"/>
-                <w:color w:val="000000"/>
-                <w:sz w:val="20"/>
-                <w:szCs w:val="20"/>
-                <w:lang w:val="en-US"/>
-              </w:rPr>
-              <w:t xml:space="preserve"> </w:t>
-            </w:r>
-            <w:r>
-              <w:rPr>
-                <w:rFonts w:ascii="Arial" w:hAnsi="Arial" w:eastAsia="Arial" w:cs="Arial"/>
-                <w:b w:val="0"/>
-                <w:bCs w:val="0"/>
-                <w:i w:val="0"/>
-                <w:iCs w:val="0"/>
-                <w:color w:val="000000"/>
-                <w:sz w:val="20"/>
-                <w:szCs w:val="20"/>
-                <w:lang w:val="en-US"/>
-              </w:rPr>
-              <w:t>활성화되어</w:t>
-            </w:r>
-            <w:r>
-              <w:rPr>
-                <w:rFonts w:ascii="Arial" w:hAnsi="Arial" w:eastAsia="Arial" w:cs="Arial"/>
-                <w:b w:val="0"/>
-                <w:bCs w:val="0"/>
-                <w:i w:val="0"/>
-                <w:iCs w:val="0"/>
-                <w:color w:val="000000"/>
-                <w:sz w:val="20"/>
-                <w:szCs w:val="20"/>
-                <w:lang w:val="en-US"/>
-              </w:rPr>
-              <w:t xml:space="preserve"> </w:t>
-            </w:r>
-            <w:r>
-              <w:rPr>
-                <w:rFonts w:ascii="Arial" w:hAnsi="Arial" w:eastAsia="Arial" w:cs="Arial"/>
-                <w:b w:val="0"/>
-                <w:bCs w:val="0"/>
-                <w:i w:val="0"/>
-                <w:iCs w:val="0"/>
-                <w:color w:val="000000"/>
-                <w:sz w:val="20"/>
-                <w:szCs w:val="20"/>
-                <w:lang w:val="en-US"/>
-              </w:rPr>
-              <w:t>있는</w:t>
-            </w:r>
-            <w:r>
-              <w:rPr>
-                <w:rFonts w:ascii="Arial" w:hAnsi="Arial" w:eastAsia="Arial" w:cs="Arial"/>
-                <w:b w:val="0"/>
-                <w:bCs w:val="0"/>
-                <w:i w:val="0"/>
-                <w:iCs w:val="0"/>
-                <w:color w:val="000000"/>
-                <w:sz w:val="20"/>
-                <w:szCs w:val="20"/>
-                <w:lang w:val="en-US"/>
-              </w:rPr>
-              <w:t xml:space="preserve"> </w:t>
-            </w:r>
-            <w:r>
-              <w:rPr>
-                <w:rFonts w:ascii="Arial" w:hAnsi="Arial" w:eastAsia="Arial" w:cs="Arial"/>
-                <w:b w:val="0"/>
-                <w:bCs w:val="0"/>
-                <w:i w:val="0"/>
-                <w:iCs w:val="0"/>
-                <w:color w:val="000000"/>
-                <w:sz w:val="20"/>
-                <w:szCs w:val="20"/>
-                <w:lang w:val="en-US"/>
-              </w:rPr>
-              <w:t>응답</w:t>
-            </w:r>
-            <w:r>
-              <w:rPr>
-                <w:rFonts w:ascii="Arial" w:hAnsi="Arial" w:eastAsia="Arial" w:cs="Arial"/>
-                <w:b w:val="0"/>
-                <w:bCs w:val="0"/>
-                <w:i w:val="0"/>
-                <w:iCs w:val="0"/>
-                <w:color w:val="000000"/>
-                <w:sz w:val="20"/>
-                <w:szCs w:val="20"/>
-                <w:lang w:val="en-US"/>
-              </w:rPr>
-              <w:t xml:space="preserve"> </w:t>
-            </w:r>
-            <w:r>
-              <w:rPr>
-                <w:rFonts w:ascii="Arial" w:hAnsi="Arial" w:eastAsia="Arial" w:cs="Arial"/>
-                <w:b w:val="0"/>
-                <w:bCs w:val="0"/>
-                <w:i w:val="0"/>
-                <w:iCs w:val="0"/>
-                <w:color w:val="000000"/>
-                <w:sz w:val="20"/>
-                <w:szCs w:val="20"/>
-                <w:lang w:val="en-US"/>
-              </w:rPr>
-              <w:t>취소</w:t>
-            </w:r>
-            <w:r>
-              <w:rPr>
-                <w:rFonts w:ascii="Arial" w:hAnsi="Arial" w:eastAsia="Arial" w:cs="Arial"/>
-                <w:b w:val="0"/>
-                <w:bCs w:val="0"/>
-                <w:i w:val="0"/>
-                <w:iCs w:val="0"/>
-                <w:color w:val="000000"/>
-                <w:sz w:val="20"/>
-                <w:szCs w:val="20"/>
-                <w:lang w:val="en-US"/>
-              </w:rPr>
-              <w:t xml:space="preserve"> </w:t>
-            </w:r>
-            <w:r>
-              <w:rPr>
-                <w:rFonts w:ascii="Arial" w:hAnsi="Arial" w:eastAsia="Arial" w:cs="Arial"/>
-                <w:b w:val="0"/>
-                <w:bCs w:val="0"/>
-                <w:i w:val="0"/>
-                <w:iCs w:val="0"/>
-                <w:color w:val="000000"/>
-                <w:sz w:val="20"/>
-                <w:szCs w:val="20"/>
-                <w:lang w:val="en-US"/>
-              </w:rPr>
-              <w:t>버튼을</w:t>
-            </w:r>
-            <w:r>
-              <w:rPr>
-                <w:rFonts w:ascii="Arial" w:hAnsi="Arial" w:eastAsia="Arial" w:cs="Arial"/>
-                <w:b w:val="0"/>
-                <w:bCs w:val="0"/>
-                <w:i w:val="0"/>
-                <w:iCs w:val="0"/>
-                <w:color w:val="000000"/>
-                <w:sz w:val="20"/>
-                <w:szCs w:val="20"/>
-                <w:lang w:val="en-US"/>
-              </w:rPr>
-              <w:t xml:space="preserve"> </w:t>
-            </w:r>
-            <w:r>
-              <w:rPr>
-                <w:rFonts w:ascii="Arial" w:hAnsi="Arial" w:eastAsia="Arial" w:cs="Arial"/>
-                <w:b w:val="0"/>
-                <w:bCs w:val="0"/>
-                <w:i w:val="0"/>
-                <w:iCs w:val="0"/>
-                <w:color w:val="000000"/>
-                <w:sz w:val="20"/>
-                <w:szCs w:val="20"/>
-                <w:lang w:val="en-US"/>
-              </w:rPr>
-              <w:t>누른다</w:t>
-            </w:r>
-            <w:r>
-              <w:rPr>
-                <w:rFonts w:ascii="Arial" w:hAnsi="Arial" w:eastAsia="Arial" w:cs="Arial"/>
-                <w:b w:val="0"/>
-                <w:bCs w:val="0"/>
-                <w:i w:val="0"/>
-                <w:iCs w:val="0"/>
-                <w:color w:val="000000"/>
-                <w:sz w:val="20"/>
-                <w:szCs w:val="20"/>
-                <w:lang w:val="en-US"/>
-              </w:rPr>
-              <w:t>.</w:t>
-            </w:r>
-          </w:p>
-        </w:tc>
-        <w:tc>
-          <w:tcPr>
-            <w:tcW w:w="4680" w:type="dxa"/>
-            <w:tcBorders>
-              <w:top w:val="single" w:color="CCCCCC" w:sz="1"/>
-              <w:left w:val="single" w:color="CCCCCC" w:sz="1"/>
-              <w:bottom w:val="single" w:color="CCCCCC" w:sz="1"/>
-              <w:right w:val="single" w:color="CCCCCC" w:sz="1"/>
-            </w:tcBorders>
-            <w:shd w:val="clear" w:color="auto" w:fill="F5F5F5"/>
-            <w:tcMar>
-              <w:top w:w="100" w:type="dxa"/>
-              <w:left w:w="150" w:type="dxa"/>
-              <w:bottom w:w="100" w:type="dxa"/>
-              <w:right w:w="150" w:type="dxa"/>
-            </w:tcMar>
-            <w:vAlign w:val="center"/>
-          </w:tcPr>
-          <w:p>
-            <w:pPr>
-              <w:jc w:val="left"/>
-            </w:pPr>
-          </w:p>
-        </w:tc>
-      </w:tr>
-      <w:tr>
-        <w:trPr>
-          <w:trHeight w:val="300"/>
-        </w:trPr>
-        <w:tc>
-          <w:tcPr>
-            <w:tcW w:w="4680" w:type="dxa"/>
-            <w:tcBorders>
-              <w:top w:val="single" w:color="CCCCCC" w:sz="1"/>
-              <w:left w:val="single" w:color="CCCCCC" w:sz="1"/>
-              <w:bottom w:val="single" w:color="CCCCCC" w:sz="1"/>
-              <w:right w:val="single" w:color="CCCCCC" w:sz="1"/>
-            </w:tcBorders>
-            <w:shd w:val="clear" w:color="auto" w:fill="F5F5F5"/>
-            <w:tcMar>
-              <w:top w:w="100" w:type="dxa"/>
-              <w:left w:w="150" w:type="dxa"/>
-              <w:bottom w:w="100" w:type="dxa"/>
-              <w:right w:w="150" w:type="dxa"/>
-            </w:tcMar>
-            <w:vAlign w:val="center"/>
-          </w:tcPr>
-          <w:p>
-            <w:pPr>
-              <w:jc w:val="left"/>
-            </w:pPr>
-          </w:p>
-        </w:tc>
-        <w:tc>
-          <w:tcPr>
-            <w:tcW w:w="4680" w:type="dxa"/>
-            <w:tcBorders>
-              <w:top w:val="single" w:color="CCCCCC" w:sz="1"/>
-              <w:left w:val="single" w:color="CCCCCC" w:sz="1"/>
-              <w:bottom w:val="single" w:color="CCCCCC" w:sz="1"/>
-              <w:right w:val="single" w:color="CCCCCC" w:sz="1"/>
-            </w:tcBorders>
-            <w:shd w:val="clear" w:color="auto" w:fill="FFFFFF"/>
-            <w:tcMar>
-              <w:top w:w="100" w:type="dxa"/>
-              <w:left w:w="150" w:type="dxa"/>
-              <w:bottom w:w="100" w:type="dxa"/>
-              <w:right w:w="150" w:type="dxa"/>
-            </w:tcMar>
-            <w:vAlign w:val="center"/>
-          </w:tcPr>
-          <w:p>
-            <w:pPr>
-              <w:jc w:val="left"/>
-              <w:rPr>
-                <w:rFonts w:ascii="Arial" w:hAnsi="Arial" w:eastAsia="Arial" w:cs="Arial"/>
-                <w:b w:val="0"/>
-                <w:bCs w:val="0"/>
-                <w:i w:val="0"/>
-                <w:iCs w:val="0"/>
-                <w:color w:val="000000"/>
-                <w:sz w:val="20"/>
-                <w:szCs w:val="20"/>
-                <w:lang w:val="en-US"/>
-              </w:rPr>
-            </w:pPr>
-            <w:r>
-              <w:rPr>
-                <w:rFonts w:ascii="Arial" w:hAnsi="Arial" w:eastAsia="Arial" w:cs="Arial"/>
-                <w:b w:val="0"/>
-                <w:bCs w:val="0"/>
-                <w:i w:val="0"/>
-                <w:iCs w:val="0"/>
-                <w:color w:val="000000"/>
-                <w:sz w:val="20"/>
-                <w:szCs w:val="20"/>
-                <w:lang w:val="en-US"/>
-              </w:rPr>
-              <w:t xml:space="preserve"> 4. </w:t>
-            </w:r>
-            <w:r>
-              <w:rPr>
-                <w:rFonts w:ascii="Arial" w:hAnsi="Arial" w:eastAsia="Arial" w:cs="Arial"/>
-                <w:b w:val="0"/>
-                <w:bCs w:val="0"/>
-                <w:i w:val="0"/>
-                <w:iCs w:val="0"/>
-                <w:color w:val="000000"/>
-                <w:sz w:val="20"/>
-                <w:szCs w:val="20"/>
-                <w:lang w:val="en-US"/>
-              </w:rPr>
-              <w:t>응답한</w:t>
-            </w:r>
-            <w:r>
-              <w:rPr>
-                <w:rFonts w:ascii="Arial" w:hAnsi="Arial" w:eastAsia="Arial" w:cs="Arial"/>
-                <w:b w:val="0"/>
-                <w:bCs w:val="0"/>
-                <w:i w:val="0"/>
-                <w:iCs w:val="0"/>
-                <w:color w:val="000000"/>
-                <w:sz w:val="20"/>
-                <w:szCs w:val="20"/>
-                <w:lang w:val="en-US"/>
-              </w:rPr>
-              <w:t xml:space="preserve"> </w:t>
-            </w:r>
-            <w:r>
-              <w:rPr>
-                <w:rFonts w:ascii="Arial" w:hAnsi="Arial" w:eastAsia="Arial" w:cs="Arial"/>
-                <w:b w:val="0"/>
-                <w:bCs w:val="0"/>
-                <w:i w:val="0"/>
-                <w:iCs w:val="0"/>
-                <w:color w:val="000000"/>
-                <w:sz w:val="20"/>
-                <w:szCs w:val="20"/>
-                <w:lang w:val="en-US"/>
-              </w:rPr>
-              <w:t>설문</w:t>
-            </w:r>
-            <w:r>
-              <w:rPr>
-                <w:rFonts w:ascii="Arial" w:hAnsi="Arial" w:eastAsia="Arial" w:cs="Arial"/>
-                <w:b w:val="0"/>
-                <w:bCs w:val="0"/>
-                <w:i w:val="0"/>
-                <w:iCs w:val="0"/>
-                <w:color w:val="000000"/>
-                <w:sz w:val="20"/>
-                <w:szCs w:val="20"/>
-                <w:lang w:val="en-US"/>
-              </w:rPr>
-              <w:t xml:space="preserve"> </w:t>
-            </w:r>
-            <w:r>
-              <w:rPr>
-                <w:rFonts w:ascii="Arial" w:hAnsi="Arial" w:eastAsia="Arial" w:cs="Arial"/>
-                <w:b w:val="0"/>
-                <w:bCs w:val="0"/>
-                <w:i w:val="0"/>
-                <w:iCs w:val="0"/>
-                <w:color w:val="000000"/>
-                <w:sz w:val="20"/>
-                <w:szCs w:val="20"/>
-                <w:lang w:val="en-US"/>
-              </w:rPr>
-              <w:t>리스트에서</w:t>
-            </w:r>
-            <w:r>
-              <w:rPr>
-                <w:rFonts w:ascii="Arial" w:hAnsi="Arial" w:eastAsia="Arial" w:cs="Arial"/>
-                <w:b w:val="0"/>
-                <w:bCs w:val="0"/>
-                <w:i w:val="0"/>
-                <w:iCs w:val="0"/>
-                <w:color w:val="000000"/>
-                <w:sz w:val="20"/>
-                <w:szCs w:val="20"/>
-                <w:lang w:val="en-US"/>
-              </w:rPr>
-              <w:t xml:space="preserve"> </w:t>
-            </w:r>
-            <w:r>
-              <w:rPr>
-                <w:rFonts w:ascii="Arial" w:hAnsi="Arial" w:eastAsia="Arial" w:cs="Arial"/>
-                <w:b w:val="0"/>
-                <w:bCs w:val="0"/>
-                <w:i w:val="0"/>
-                <w:iCs w:val="0"/>
-                <w:color w:val="000000"/>
-                <w:sz w:val="20"/>
-                <w:szCs w:val="20"/>
-                <w:lang w:val="en-US"/>
-              </w:rPr>
-              <w:t>해당</w:t>
-            </w:r>
-            <w:r>
-              <w:rPr>
-                <w:rFonts w:ascii="Arial" w:hAnsi="Arial" w:eastAsia="Arial" w:cs="Arial"/>
-                <w:b w:val="0"/>
-                <w:bCs w:val="0"/>
-                <w:i w:val="0"/>
-                <w:iCs w:val="0"/>
-                <w:color w:val="000000"/>
-                <w:sz w:val="20"/>
-                <w:szCs w:val="20"/>
-                <w:lang w:val="en-US"/>
-              </w:rPr>
-              <w:t xml:space="preserve"> </w:t>
-            </w:r>
-            <w:r>
-              <w:rPr>
-                <w:rFonts w:ascii="Arial" w:hAnsi="Arial" w:eastAsia="Arial" w:cs="Arial"/>
-                <w:b w:val="0"/>
-                <w:bCs w:val="0"/>
-                <w:i w:val="0"/>
-                <w:iCs w:val="0"/>
-                <w:color w:val="000000"/>
-                <w:sz w:val="20"/>
-                <w:szCs w:val="20"/>
-                <w:lang w:val="en-US"/>
-              </w:rPr>
-              <w:t>설문을</w:t>
-            </w:r>
-            <w:r>
-              <w:rPr>
-                <w:rFonts w:ascii="Arial" w:hAnsi="Arial" w:eastAsia="Arial" w:cs="Arial"/>
-                <w:b w:val="0"/>
-                <w:bCs w:val="0"/>
-                <w:i w:val="0"/>
-                <w:iCs w:val="0"/>
-                <w:color w:val="000000"/>
-                <w:sz w:val="20"/>
-                <w:szCs w:val="20"/>
-                <w:lang w:val="en-US"/>
-              </w:rPr>
-              <w:t xml:space="preserve"> </w:t>
-            </w:r>
-            <w:r>
-              <w:rPr>
-                <w:rFonts w:ascii="Arial" w:hAnsi="Arial" w:eastAsia="Arial" w:cs="Arial"/>
-                <w:b w:val="0"/>
-                <w:bCs w:val="0"/>
-                <w:i w:val="0"/>
-                <w:iCs w:val="0"/>
-                <w:color w:val="000000"/>
-                <w:sz w:val="20"/>
-                <w:szCs w:val="20"/>
-                <w:lang w:val="en-US"/>
-              </w:rPr>
-              <w:t>삭제</w:t>
-            </w:r>
-            <w:r>
-              <w:rPr>
-                <w:rFonts w:ascii="Arial" w:hAnsi="Arial" w:eastAsia="Arial" w:cs="Arial"/>
-                <w:b w:val="0"/>
-                <w:bCs w:val="0"/>
-                <w:i w:val="0"/>
-                <w:iCs w:val="0"/>
-                <w:color w:val="000000"/>
-                <w:sz w:val="20"/>
-                <w:szCs w:val="20"/>
-                <w:lang w:val="en-US"/>
-              </w:rPr>
-              <w:t>하고</w:t>
-            </w:r>
-            <w:r>
-              <w:rPr>
-                <w:rFonts w:ascii="Arial" w:hAnsi="Arial" w:eastAsia="Arial" w:cs="Arial"/>
-                <w:b w:val="0"/>
-                <w:bCs w:val="0"/>
-                <w:i w:val="0"/>
-                <w:iCs w:val="0"/>
-                <w:color w:val="000000"/>
-                <w:sz w:val="20"/>
-                <w:szCs w:val="20"/>
-                <w:lang w:val="en-US"/>
-              </w:rPr>
-              <w:t xml:space="preserve">, </w:t>
-            </w:r>
-            <w:r>
-              <w:rPr>
-                <w:rFonts w:ascii="Arial" w:hAnsi="Arial" w:eastAsia="Arial" w:cs="Arial"/>
-                <w:b w:val="0"/>
-                <w:bCs w:val="0"/>
-                <w:i w:val="0"/>
-                <w:iCs w:val="0"/>
-                <w:color w:val="000000"/>
-                <w:sz w:val="20"/>
-                <w:szCs w:val="20"/>
-                <w:lang w:val="en-US"/>
-              </w:rPr>
-              <w:t>응답</w:t>
-            </w:r>
-            <w:r>
-              <w:rPr>
-                <w:rFonts w:ascii="Arial" w:hAnsi="Arial" w:eastAsia="Arial" w:cs="Arial"/>
-                <w:b w:val="0"/>
-                <w:bCs w:val="0"/>
-                <w:i w:val="0"/>
-                <w:iCs w:val="0"/>
-                <w:color w:val="000000"/>
-                <w:sz w:val="20"/>
-                <w:szCs w:val="20"/>
-                <w:lang w:val="en-US"/>
-              </w:rPr>
-              <w:t xml:space="preserve"> </w:t>
-            </w:r>
-            <w:r>
-              <w:rPr>
-                <w:rFonts w:ascii="Arial" w:hAnsi="Arial" w:eastAsia="Arial" w:cs="Arial"/>
-                <w:b w:val="0"/>
-                <w:bCs w:val="0"/>
-                <w:i w:val="0"/>
-                <w:iCs w:val="0"/>
-                <w:color w:val="000000"/>
-                <w:sz w:val="20"/>
-                <w:szCs w:val="20"/>
-                <w:lang w:val="en-US"/>
-              </w:rPr>
-              <w:t>취소</w:t>
-            </w:r>
-            <w:r>
-              <w:rPr>
-                <w:rFonts w:ascii="Arial" w:hAnsi="Arial" w:eastAsia="Arial" w:cs="Arial"/>
-                <w:b w:val="0"/>
-                <w:bCs w:val="0"/>
-                <w:i w:val="0"/>
-                <w:iCs w:val="0"/>
-                <w:color w:val="000000"/>
-                <w:sz w:val="20"/>
-                <w:szCs w:val="20"/>
-                <w:lang w:val="en-US"/>
-              </w:rPr>
-              <w:t xml:space="preserve"> </w:t>
-            </w:r>
-            <w:r>
-              <w:rPr>
-                <w:rFonts w:ascii="Arial" w:hAnsi="Arial" w:eastAsia="Arial" w:cs="Arial"/>
-                <w:b w:val="0"/>
-                <w:bCs w:val="0"/>
-                <w:i w:val="0"/>
-                <w:iCs w:val="0"/>
-                <w:color w:val="000000"/>
-                <w:sz w:val="20"/>
-                <w:szCs w:val="20"/>
-                <w:lang w:val="en-US"/>
-              </w:rPr>
-              <w:t>확인</w:t>
-            </w:r>
-            <w:r>
-              <w:rPr>
-                <w:rFonts w:ascii="Arial" w:hAnsi="Arial" w:eastAsia="Arial" w:cs="Arial"/>
-                <w:b w:val="0"/>
-                <w:bCs w:val="0"/>
-                <w:i w:val="0"/>
-                <w:iCs w:val="0"/>
-                <w:color w:val="000000"/>
-                <w:sz w:val="20"/>
-                <w:szCs w:val="20"/>
-                <w:lang w:val="en-US"/>
-              </w:rPr>
-              <w:t xml:space="preserve"> 메세지를 출력한다.</w:t>
             </w:r>
           </w:p>
         </w:tc>
       </w:tr>
     </w:tbl>
+    <w:p>
+      <w:pPr>
+        <w:pBdr>
+          <w:top w:val="single" w:color="CCCCCC" w:sz="4" w:space="1"/>
+        </w:pBdr>
+        <w:spacing w:before="160" w:after="0"/>
+        <w:rPr>
+          <w:rFonts w:ascii="Arial" w:hAnsi="Arial" w:eastAsia="Arial" w:cs="Arial"/>
+          <w:i w:val="1"/>
+          <w:iCs w:val="1"/>
+          <w:color w:val="7F7F7F"/>
+          <w:sz w:val="18"/>
+          <w:szCs w:val="18"/>
+          <w:lang w:val="en-US"/>
+        </w:rPr>
+      </w:pPr>
+    </w:p>
     <w:p>
       <w:pPr>
         <w:pBdr>
